--- a/rajasthan-nurse-50/Test_24_Full_Test_Ordered.docx
+++ b/rajasthan-nurse-50/Test_24_Full_Test_Ordered.docx
@@ -34,7 +34,7 @@
     </w:p>
     <w:p>
       <w:r>
-        <w:t>Solution: Gatch beds have adjustable head and knee sections.</w:t>
+        <w:t>Solution: ✅ Correct Answer: A. Hospital bed with adjustable sections | 🧠 Clinical Rationale: Gatch beds have adjustable head and knee sections. | ❌ Why Not Others? | B — Baby cot: not the appropriate nursing action here | C — Stretcher: not the appropriate nursing action here | D — Wheelchair: not the appropriate nursing action here | ⚠️ Exam Trap: Read the exact question — the correct fact and its look-alike options are easy to interchange. | 💎 PNC Pearl: Hospital bed with adjustable sections → Gatch beds have adjustable head and knee sections</w:t>
       </w:r>
     </w:p>
     <w:p>
@@ -79,7 +79,7 @@
     </w:p>
     <w:p>
       <w:r>
-        <w:t>Solution: Migration affects population distribution and health.</w:t>
+        <w:t>Solution: ✅ Correct Answer: A. The movement of people across regions or countries | 🧠 Clinical Rationale: Migration affects population distribution and health. | ❌ Why Not Others? | B — Population growth: not the appropriate nursing action here | C — Ageing: Prevention, early treatment, and rehabilitation help. | D — Urbanization: Changes disease patterns, lifestyles, and health service needs. | ⚠️ Exam Trap: Read the exact question — the correct fact and its look-alike options are easy to interchange. | 💎 PNC Pearl: The movement of people across regions or countries → Migration affects population distribution and health</w:t>
       </w:r>
     </w:p>
     <w:p>
@@ -124,7 +124,7 @@
     </w:p>
     <w:p>
       <w:r>
-        <w:t>Solution: Flumazenil reverses benzodiazepines; use cautiously.</w:t>
+        <w:t>Solution: ✅ Correct Answer: A. Flumazenil | 🧠 Clinical Rationale: Flumazenil reverses benzodiazepines; use cautiously. | ❌ Why Not Others? | B — Naloxone: Reverses opioid-induced respiratory depression. | C — Atropine: Raises the heart rate in symptomatic bradycardia. | D — Protamine: Neutralises heparin; vitamin K reverses warfarin. | ⚠️ Exam Trap: Read the exact question — the correct fact and its look-alike options are easy to interchange. | 💎 PNC Pearl: Flumazenil → reverses benzodiazepines; use cautiously</w:t>
       </w:r>
     </w:p>
     <w:p>
@@ -169,7 +169,7 @@
     </w:p>
     <w:p>
       <w:r>
-        <w:t>Solution: Gallstones and alcohol account for about 80% of acute pancreatitis cases.</w:t>
+        <w:t>Solution: ✅ Correct Answer: A. Gallstones and alcohol | 🧠 Clinical Rationale: Gallstones and alcohol account for about 80% of acute pancreatitis cases. | ❌ Why Not Others? | B — High protein diet: not the appropriate nursing action here | C — Vitamin deficiency: not the appropriate nursing action here | D — Dehydration: Depressed fontanelle with poor skin turgor indicates dehydration. | ⚠️ Exam Trap: Read the exact question — the correct fact and its look-alike options are easy to interchange. | 💎 PNC Pearl: Gallstones and alcohol → account for about 80% of acute pancreatitis cases</w:t>
       </w:r>
     </w:p>
     <w:p>
@@ -214,7 +214,7 @@
     </w:p>
     <w:p>
       <w:r>
-        <w:t>Solution: Atrophy from low oestrogen is the commonest cause; malignancy must still be excluded.</w:t>
+        <w:t>Solution: ✅ Correct Answer: A. Atrophic vaginitis/endometrial atrophy | 🧠 Clinical Rationale: Atrophy from low oestrogen is the commonest cause; malignancy must still be excluded. | ❌ Why Not Others? | B — Endometrial cancer always: not the appropriate nursing action here | C — Fibroids always: not the appropriate nursing action here | D — Ectopic pregnancy: Tubal scarring from PID causes infertility and increases ectopic pregnancy risk. | ⚠️ Exam Trap: Read the exact question — the correct fact and its look-alike options are easy to interchange. | 💎 PNC Pearl: Atrophic vaginitis/endometrial atrophy → Atrophy from low oestrogen is the commonest cause; malignancy must still be excluded</w:t>
       </w:r>
     </w:p>
     <w:p>
@@ -259,7 +259,7 @@
     </w:p>
     <w:p>
       <w:r>
-        <w:t>Solution: The dermis is vascular and innervated.</w:t>
+        <w:t>Solution: ✅ Correct Answer: A. Dermis | 🧠 Clinical Rationale: The dermis is vascular and innervated. | ❌ Why Not Others? | B — Epidermis: The epidermis is the protective outermost layer. | C — Stratum corneum: not the appropriate nursing action here | D — Nail bed: not the appropriate nursing action here | ⚠️ Exam Trap: Don’t confuse "Dermis" with "Epidermis" — they look alike and are easy to interchange. | 💎 PNC Pearl: Dermis → vascular and innervated</w:t>
       </w:r>
     </w:p>
     <w:p>
@@ -304,7 +304,7 @@
     </w:p>
     <w:p>
       <w:r>
-        <w:t>Solution: Early mobility and breathing prevent complications.</w:t>
+        <w:t>Solution: ✅ Correct Answer: A. Deep breathe and cough regularly | 🧠 Clinical Rationale: Early mobility and breathing prevent complications. | ❌ Why Not Others? | B — Lie still always: not the appropriate nursing action here | C — Avoid all movement: not the appropriate nursing action here | D — Skip exercises: not the appropriate nursing action here | ⚠️ Exam Trap: Read the exact question — the correct fact and its look-alike options are easy to interchange. | 💎 PNC Pearl: Deep breathe and cough regularly → Early mobility and breathing prevent complications</w:t>
       </w:r>
     </w:p>
     <w:p>
@@ -349,7 +349,7 @@
     </w:p>
     <w:p>
       <w:r>
-        <w:t>Solution: Respect the patient's value system.</w:t>
+        <w:t>Solution: ✅ Correct Answer: A. Imposing nurse's beliefs | 🧠 Clinical Rationale: Respect the patient's value system. | ❌ Why Not Others? | B — Guidance: National programmes set policy; states and districts implement. | C — Diet: INH depletes B6; supplement to prevent neuropathy. | D — Exercise: Calcium, vitamin D, and fall prevention maintain bone health. | ⚠️ Exam Trap: Read the exact question — the correct fact and its look-alike options are easy to interchange. | 💎 PNC Pearl: Imposing nurse's beliefs → Respect the patient's value system</w:t>
       </w:r>
     </w:p>
     <w:p>
@@ -394,7 +394,7 @@
     </w:p>
     <w:p>
       <w:r>
-        <w:t>Solution: Hinge joints (elbow, knee, fingers) allow one plane of motion.</w:t>
+        <w:t>Solution: ✅ Correct Answer: A. Hinge joint | 🧠 Clinical Rationale: Hinge joints (elbow, knee, fingers) allow one plane of motion. | ❌ Why Not Others? | B — Ball-and-socket: Joints allow the widest range of motion. | C — Pivot: The proximal radioulnar joint is a pivot joint permitting pronation and supination. | D — Saddle: The carpometacarpal joint of the thumb is a saddle joint. | ⚠️ Exam Trap: Read the exact question — the correct fact and its look-alike options are easy to interchange. | 💎 PNC Pearl: Hinge joint → Hinge joints (elbow, knee, fingers) allow one plane of motion</w:t>
       </w:r>
     </w:p>
     <w:p>
@@ -439,7 +439,7 @@
     </w:p>
     <w:p>
       <w:r>
-        <w:t>Solution: Ptyalism is self-limiting; good oral hygiene helps.</w:t>
+        <w:t>Solution: ✅ Correct Answer: A. Ptyalism gravidarum, usually benign | 🧠 Clinical Rationale: Ptyalism is self-limiting; good oral hygiene helps. | ❌ Why Not Others? | B — Infection: Loss of immunoglobulins predisposes to peritonitis and cellulitis; also watch thrombosis. | C — Diet: INH depletes B6; supplement to prevent neuropathy. | D — Exercise: Calcium, vitamin D, and fall prevention maintain bone health. | ⚠️ Exam Trap: Read the exact question — the correct fact and its look-alike options are easy to interchange. | 💎 PNC Pearl: Ptyalism gravidarum, usually benign → Ptyalism is self-limiting; good oral hygiene helps</w:t>
       </w:r>
     </w:p>
     <w:p>
@@ -484,7 +484,7 @@
     </w:p>
     <w:p>
       <w:r>
-        <w:t>Solution: Glucagon converts glycogen to glucose.</w:t>
+        <w:t>Solution: ✅ Correct Answer: A. Glycogen breakdown | 🧠 Clinical Rationale: Glucagon converts glycogen to glucose. | ❌ Why Not Others? | B — Insulin release: not the appropriate nursing action here | C — Fat storage: not the appropriate nursing action here | D — Protein synthesis: Corynebacterium diphtheriae toxin causes pseudomembrane and myocarditis/neuropathy. | ⚠️ Exam Trap: Read the exact question — the correct fact and its look-alike options are easy to interchange. | 💎 PNC Pearl: Glycogen breakdown → Glucagon converts glycogen to glucose</w:t>
       </w:r>
     </w:p>
     <w:p>
@@ -529,7 +529,7 @@
     </w:p>
     <w:p>
       <w:r>
-        <w:t>Solution: The thymus, site of T-cell maturation, shrinks with age.</w:t>
+        <w:t>Solution: ✅ Correct Answer: A. Childhood | 🧠 Clinical Rationale: The thymus, site of T-cell maturation, shrinks with age. | ❌ Why Not Others? | B — Old age: not the appropriate nursing action here | C — Pregnancy: Is the commonest cause of secondary amenorrhoea; evaluate before other causes. | D — Adulthood only: not the appropriate nursing action here | ⚠️ Exam Trap: Read the exact question — the correct fact and its look-alike options are easy to interchange. | 💎 PNC Pearl: Childhood → The thymus, site of T-cell maturation, shrinks with age</w:t>
       </w:r>
     </w:p>
     <w:p>
@@ -574,7 +574,7 @@
     </w:p>
     <w:p>
       <w:r>
-        <w:t>Solution: DUP (duration of untreated psychosis) predicts outcome.</w:t>
+        <w:t>Solution: ✅ Correct Answer: A. Better outcomes with prompt treatment | 🧠 Clinical Rationale: DUP (duration of untreated psychosis) predicts outcome. | ❌ Why Not Others? | B — Cost saving only: not the appropriate nursing action here | C — Diet: INH depletes B6; supplement to prevent neuropathy. | D — Exercise: Calcium, vitamin D, and fall prevention maintain bone health. | ⚠️ Exam Trap: Read the exact question — the correct fact and its look-alike options are easy to interchange. | 💎 PNC Pearl: Better outcomes with prompt treatment → DUP (duration of untreated psychosis) predicts outcome</w:t>
       </w:r>
     </w:p>
     <w:p>
@@ -619,7 +619,7 @@
     </w:p>
     <w:p>
       <w:r>
-        <w:t>Solution: Treat ear infections, screen newborns, and fit hearing aids early.</w:t>
+        <w:t>Solution: ✅ Correct Answer: A. Otitis media and congenital infections | 🧠 Clinical Rationale: Treat ear infections, screen newborns, and fit hearing aids early. | ❌ Why Not Others? | B — Loud noise always: not the appropriate nursing action here | C — Diet: INH depletes B6; supplement to prevent neuropathy. | D — Exercise: Calcium, vitamin D, and fall prevention maintain bone health. | ⚠️ Exam Trap: Read the exact question — the correct fact and its look-alike options are easy to interchange. | 💎 PNC Pearl: Otitis media and congenital infections → Treat ear infections, screen newborns, and fit hearing aids early</w:t>
       </w:r>
     </w:p>
     <w:p>
@@ -664,7 +664,7 @@
     </w:p>
     <w:p>
       <w:r>
-        <w:t>Solution: Start rescue breathing immediately; no abdominal thrusts.</w:t>
+        <w:t>Solution: ✅ Correct Answer: A. Rescue breathing and CPR on land | 🧠 Clinical Rationale: Start rescue breathing immediately; no abdominal thrusts. | ❌ Why Not Others? | B — Draining water from lungs: not the correct first action | C — Diet: INH depletes B6; supplement to prevent neuropathy. — not the correct first action | D — Climate: NMSA promotes sustainable agriculture. — not the correct first action | ⚠️ Exam Trap: In priority questions, choose the immediate life-saving nursing action before notification, investigation, or documentation. | 🩺 Clinical Thinking: Recognize → Stabilize → Reassess → Escalate | 💎 PNC Pearl: Rescue breathing and CPR on land → Start rescue breathing immediately; no abdominal thrusts</w:t>
       </w:r>
     </w:p>
     <w:p>
@@ -709,7 +709,7 @@
     </w:p>
     <w:p>
       <w:r>
-        <w:t>Solution: Ligaments connect bone to bone; tendons connect muscle to bone.</w:t>
+        <w:t>Solution: ✅ Correct Answer: A. Ligament | 🧠 Clinical Rationale: Ligaments connect bone to bone; tendons connect muscle to bone. | ❌ Why Not Others? | B — Tendon: Fluoroquinolones risk tendon injury, especially in the elderly. | C — Cartilage: OA is wear-and-tear cartilage loss; RA is autoimmune synovitis; gout is urate crystals. | D — Aponeurosis: not the appropriate nursing action here | ⚠️ Exam Trap: Read the exact question — the correct fact and its look-alike options are easy to interchange. | 💎 PNC Pearl: Ligament → Ligaments connect bone to bone; tendons connect muscle to bone</w:t>
       </w:r>
     </w:p>
     <w:p>
@@ -754,7 +754,7 @@
     </w:p>
     <w:p>
       <w:r>
-        <w:t>Solution: Ergot alkaloids cause gangrene and convulsions; inspect grains.</w:t>
+        <w:t>Solution: ✅ Correct Answer: A. Contaminated cereals with Claviceps purpurea | 🧠 Clinical Rationale: Ergot alkaloids cause gangrene and convulsions; inspect grains. | ❌ Why Not Others? | B — Fresh bread: not the appropriate nursing action here | C — Rice: Reduces swelling and pain in sprains. | D — Milk: B12 is found only in animal products; vegetarians are at risk. | ⚠️ Exam Trap: Read the exact question — the correct fact and its look-alike options are easy to interchange. | 💎 PNC Pearl: Contaminated cereals with Claviceps purpurea → Ergot alkaloids cause gangrene and convulsions; inspect grains</w:t>
       </w:r>
     </w:p>
     <w:p>
@@ -799,7 +799,7 @@
     </w:p>
     <w:p>
       <w:r>
-        <w:t>Solution: Protein restriction reduces ammonia production in hepatic encephalopathy.</w:t>
+        <w:t>Solution: ✅ Correct Answer: A. Protein (with branched-chain amino acids as needed) | 🧠 Clinical Rationale: Protein restriction reduces ammonia production in hepatic encephalopathy. | ❌ Why Not Others? | B — Carbohydrates: Glucose from carbohydrates is the preferred fuel, especially for the brain. | C — Fluids: Gloves, gowns, masks, and eye protection are task-specific. | D — Potassium: Combining them causes hyperkalaemia. | ⚠️ Exam Trap: Read the exact question — the correct fact and its look-alike options are easy to interchange. | 💎 PNC Pearl: Protein (with branched-chain amino acids as needed) → Protein restriction reduces ammonia production in hepatic encephalopathy</w:t>
       </w:r>
     </w:p>
     <w:p>
@@ -844,7 +844,7 @@
     </w:p>
     <w:p>
       <w:r>
-        <w:t>Solution: Heat action plans reduce heat wave deaths.</w:t>
+        <w:t>Solution: ✅ Correct Answer: A. Hydration, shade, and avoiding peak heat | 🧠 Clinical Rationale: Heat action plans reduce heat wave deaths. | ❌ Why Not Others? | B — Diet: INH depletes B6; supplement to prevent neuropathy. | C — Genetics: Diet and heredity drive LDL; statins and lifestyle lower it. | D — Vaccination: Absence of a scar does not mean no protection; check vaccination records. | ⚠️ Exam Trap: Read the exact question — the correct fact and its look-alike options are easy to interchange. | 💎 PNC Pearl: Hydration, shade, and avoiding peak heat → Heat action plans reduce heat wave deaths</w:t>
       </w:r>
     </w:p>
     <w:p>
@@ -889,7 +889,7 @@
     </w:p>
     <w:p>
       <w:r>
-        <w:t>Solution: Day care and home support prevent institutionalization.</w:t>
+        <w:t>Solution: ✅ Correct Answer: A. Lack of family care and disability | 🧠 Clinical Rationale: Day care and home support prevent institutionalization. | ❌ Why Not Others? | B — Genetics: Diet and heredity drive LDL; statins and lifestyle lower it. | C — Climate: NMSA promotes sustainable agriculture. | D — Diet: INH depletes B6; supplement to prevent neuropathy. | ⚠️ Exam Trap: Read the exact question — the correct fact and its look-alike options are easy to interchange. | 💎 PNC Pearl: Lack of family care and disability → Day care and home support prevent institutionalization</w:t>
       </w:r>
     </w:p>
     <w:p>
@@ -934,7 +934,7 @@
     </w:p>
     <w:p>
       <w:r>
-        <w:t>Solution: Bullying links to depression and suicide; address climate.</w:t>
+        <w:t>Solution: ✅ Correct Answer: A. Whole-school anti-bullying policies | 🧠 Clinical Rationale: Bullying links to depression and suicide; address climate. | ❌ Why Not Others? | B — Punishing victims: not the appropriate nursing action here | C — Diet: INH depletes B6; supplement to prevent neuropathy. | D — Exercise: Calcium, vitamin D, and fall prevention maintain bone health. | ⚠️ Exam Trap: Read the exact question — the correct fact and its look-alike options are easy to interchange. | 💎 PNC Pearl: Whole-school anti-bullying policies → Bullying links to depression and suicide; address climate</w:t>
       </w:r>
     </w:p>
     <w:p>
@@ -979,7 +979,7 @@
     </w:p>
     <w:p>
       <w:r>
-        <w:t>Solution: The femur is the longest and strongest bone.</w:t>
+        <w:t>Solution: ⚠ MULTIPLE MATCHES: ✅ Correct Answer: A. Femur | 🧠 Clinical Rationale: The femur (thigh bone) is the longest and strongest bone. | ❌ Why Not Others? | B — Tibia: Osteosarcoma arises near the knee in adolescents. | C — Humerus: not the appropriate nursing action here | D — Fibula: not the appropriate nursing action here | ⚠️ Exam Trap: Read the exact question — the correct fact and its look-alike options are easy to interchange. | 💎 PNC Pearl: Femur → (thigh bone) is the longest and strongest bone || ✅ Correct Answer: A. Femur | 🧠 Clinical Rationale: The femur is the longest and strongest bone. | ❌ Why Not Others? | B — Tibia: Osteosarcoma arises near the knee in adolescents. | C — Humerus: not the appropriate nursing action here | D — Fibula: not the appropriate nursing action here | ⚠️ Exam Trap: Read the exact question — the correct fact and its look-alike options are easy to interchange. | 💎 PNC Pearl: Femur → the longest and strongest bone</w:t>
       </w:r>
     </w:p>
     <w:p>
@@ -1024,7 +1024,7 @@
     </w:p>
     <w:p>
       <w:r>
-        <w:t>Solution: DNR status must be verified in writing.</w:t>
+        <w:t>Solution: ✅ Correct Answer: A. With the physician and the record | 🧠 Clinical Rationale: DNR status must be verified in writing. | ❌ Why Not Others? | B — Never: a true statement, but the question asks for the INCORRECT one | C — By word of mouth: a true statement, but the question asks for the INCORRECT one | D — With visitors: a true statement, but the question asks for the INCORRECT one | ⚠️ Exam Trap: This question asks for the INCORRECT/odd one out — do not pick the true statements. | 💎 PNC Pearl: With the physician and the record → DNR status must be verified in writing</w:t>
       </w:r>
     </w:p>
     <w:p>
@@ -1069,7 +1069,7 @@
     </w:p>
     <w:p>
       <w:r>
-        <w:t>Solution: Respiratory depression is life-threatening.</w:t>
+        <w:t>Solution: ✅ Correct Answer: A. Respiratory depression | 🧠 Clinical Rationale: Respiratory depression is life-threatening. | ❌ Why Not Others? | B — Constipation: Opioids slow GI motility; prophylactic stool softeners and fluids are routine. | C — Nausea: These are classic digoxin toxicity signs. | D — Itching: Cholestasis causes itching and bleeding risk (vitamin K malabsorption). | ⚠️ Exam Trap: Read the exact question — the correct fact and its look-alike options are easy to interchange. | 💎 PNC Pearl: Respiratory depression → life-threatening</w:t>
       </w:r>
     </w:p>
     <w:p>
@@ -1114,7 +1114,7 @@
     </w:p>
     <w:p>
       <w:r>
-        <w:t>Solution: Universal newborn hearing screening enables timely habilitation.</w:t>
+        <w:t>Solution: ✅ Correct Answer: A. Early intervention improves language outcomes | 🧠 Clinical Rationale: Universal newborn hearing screening enables timely habilitation. | ❌ Why Not Others? | B — Diet: INH depletes B6; supplement to prevent neuropathy. | C — Exercise: Calcium, vitamin D, and fall prevention maintain bone health. | D — Vaccination: Absence of a scar does not mean no protection; check vaccination records. | ⚠️ Exam Trap: Read the exact question — the correct fact and its look-alike options are easy to interchange. | 💎 PNC Pearl: Early intervention improves language outcomes → Universal newborn hearing screening enables timely habilitation</w:t>
       </w:r>
     </w:p>
     <w:p>
@@ -1159,7 +1159,7 @@
     </w:p>
     <w:p>
       <w:r>
-        <w:t>Solution: Iodized salt is universal in India.</w:t>
+        <w:t>Solution: ✅ Correct Answer: A. Salt | 🧠 Clinical Rationale: Iodized salt is universal in India. | ❌ Why Not Others? | B — Rice: Reduces swelling and pain in sprains. | C — Milk: B12 is found only in animal products; vegetarians are at risk. | D — Water: JJM (2019) provides functional tap connections to rural homes. | ⚠️ Exam Trap: Read the exact question — the correct fact and its look-alike options are easy to interchange. | 💎 PNC Pearl: Salt → Iodized is universal in India</w:t>
       </w:r>
     </w:p>
     <w:p>
@@ -1204,7 +1204,7 @@
     </w:p>
     <w:p>
       <w:r>
-        <w:t>Solution: Indwelling catheter insertion requires sterile technique to prevent CAUTI.</w:t>
+        <w:t>Solution: ✅ Correct Answer: A. Sterile technique | 🧠 Clinical Rationale: Indwelling catheter insertion requires sterile technique to prevent CAUTI. | ❌ Why Not Others? | B — Clean technique: not the appropriate nursing action here | C — No technique: not the appropriate nursing action here | D — Gloves only: not the appropriate nursing action here | ⚠️ Exam Trap: Read the exact question — the correct fact and its look-alike options are easy to interchange. | 💎 PNC Pearl: Sterile technique → Indwelling catheter insertion requires to prevent CAUTI</w:t>
       </w:r>
     </w:p>
     <w:p>
@@ -1249,7 +1249,7 @@
     </w:p>
     <w:p>
       <w:r>
-        <w:t>Solution: Radiation dermatitis and fatigue are the most common effects.</w:t>
+        <w:t>Solution: ✅ Correct Answer: A. Skin reaction and fatigue | 🧠 Clinical Rationale: Radiation dermatitis and fatigue are the most common effects. | ❌ Why Not Others? | B — Bleeding: All anticoagulants raise bleeding risk. | C — Infection: Loss of immunoglobulins predisposes to peritonitis and cellulitis; also watch thrombosis. | D — Dehydration: Depressed fontanelle with poor skin turgor indicates dehydration. | ⚠️ Exam Trap: Read the exact question — the correct fact and its look-alike options are easy to interchange. | 💎 PNC Pearl: Skin reaction and fatigue → Radiation dermatitis and fatigue are the most common effects</w:t>
       </w:r>
     </w:p>
     <w:p>
@@ -1294,7 +1294,7 @@
     </w:p>
     <w:p>
       <w:r>
-        <w:t>Solution: Named coordinators and shared records bridge gaps.</w:t>
+        <w:t>Solution: ✅ Correct Answer: A. Poor communication between services | 🧠 Clinical Rationale: Named coordinators and shared records bridge gaps. | ❌ Why Not Others? | B — Complexity alone: not the appropriate nursing action here | C — Diet: INH depletes B6; supplement to prevent neuropathy. | D — Exercise: Calcium, vitamin D, and fall prevention maintain bone health. | ⚠️ Exam Trap: Read the exact question — the correct fact and its look-alike options are easy to interchange. | 💎 PNC Pearl: Poor communication between services → Named coordinators and shared records bridge gaps</w:t>
       </w:r>
     </w:p>
     <w:p>
@@ -1339,7 +1339,7 @@
     </w:p>
     <w:p>
       <w:r>
-        <w:t>Solution: Ban sex determination and promote the Beti Bachao Beti Padhao campaign.</w:t>
+        <w:t>Solution: ✅ Correct Answer: A. PC-PNDT enforcement and awareness | 🧠 Clinical Rationale: Ban sex determination and promote the Beti Bachao Beti Padhao campaign. | ❌ Why Not Others? | B — Diet: INH depletes B6; supplement to prevent neuropathy. | C — Exercise: Calcium, vitamin D, and fall prevention maintain bone health. | D — Vaccination: Absence of a scar does not mean no protection; check vaccination records. | ⚠️ Exam Trap: Read the exact question — the correct fact and its look-alike options are easy to interchange. | 💎 PNC Pearl: PC-PNDT enforcement and awareness → Ban sex determination and promote the Beti Bachao Beti Padhao campaign</w:t>
       </w:r>
     </w:p>
     <w:p>
@@ -1384,7 +1384,7 @@
     </w:p>
     <w:p>
       <w:r>
-        <w:t>Solution: Positioning with pillows, range of motion, and frequent turning prevent contractures, pressure injuries, and shoulder subluxation.</w:t>
+        <w:t>Solution: ✅ Correct Answer: A. Prevent contractures and maintain alignment (support affected limbs) | 🧠 Clinical Rationale: Positioning with pillows, range of motion, and frequent turning prevent contractures, pressure injuries, and shoulder subluxation. | ❌ Why Not Others? | B — Immobilize the affected side completely: not the appropriate nursing action here | C — Place the affected arm dependent: not the appropriate nursing action here | D — Avoid all movement: not the appropriate nursing action here | ⚠️ Exam Trap: Read the exact question — the correct fact and its look-alike options are easy to interchange. | 💎 PNC Pearl: Prevent contractures and maintain alignment (support affected limbs) → Positioning with pillows, range of motion, and frequent turning prevent contractures, pressure injuries, and shoulder subluxation</w:t>
       </w:r>
     </w:p>
     <w:p>
@@ -1429,7 +1429,7 @@
     </w:p>
     <w:p>
       <w:r>
-        <w:t>Solution: Cyanide kits use nitrites (methaemoglobin formation) and thiosulphate to detoxify cyanide.</w:t>
+        <w:t>Solution: ✅ Correct Answer: A. Sodium nitrite and sodium thiosulphate | 🧠 Clinical Rationale: Cyanide kits use nitrites (methaemoglobin formation) and thiosulphate to detoxify cyanide. | ❌ Why Not Others? | B — Atropine: Raises the heart rate in symptomatic bradycardia. | C — Methylene blue: not the appropriate nursing action here | D — Desferrioxamine: not the appropriate nursing action here | ⚠️ Exam Trap: Read the exact question — the correct fact and its look-alike options are easy to interchange. | 💎 PNC Pearl: Sodium nitrite and sodium thiosulphate → Cyanide kits use nitrites (methaemoglobin formation) and thiosulphate to detoxify cyanide</w:t>
       </w:r>
     </w:p>
     <w:p>
@@ -1474,7 +1474,7 @@
     </w:p>
     <w:p>
       <w:r>
-        <w:t>Solution: PVCs are the most frequent post-MI arrhythmia.</w:t>
+        <w:t>Solution: ✅ Correct Answer: A. Premature ventricular complexes (PVCs) | 🧠 Clinical Rationale: PVCs are the most frequent post-MI arrhythmia. | ❌ Why Not Others? | B — Atrial fibrillation only: not the appropriate nursing action here | C — Heart block only: not the appropriate nursing action here | D — Sinus bradycardia: not the appropriate nursing action here | ⚠️ Exam Trap: Read the exact question — the correct fact and its look-alike options are easy to interchange. | 💎 PNC Pearl: Premature ventricular complexes (PVCs) → PVCs are the most frequent post-MI arrhythmia</w:t>
       </w:r>
     </w:p>
     <w:p>
@@ -1519,7 +1519,7 @@
     </w:p>
     <w:p>
       <w:r>
-        <w:t>Solution: Sedentary lifestyle and junk food drive childhood obesity; prevention is key.</w:t>
+        <w:t>Solution: ✅ Correct Answer: A. Energy-dense diets and reduced physical activity | 🧠 Clinical Rationale: Sedentary lifestyle and junk food drive childhood obesity; prevention is key. | ❌ Why Not Others? | B — Genetics always: not the appropriate nursing action here | C — Endocrine disease always: not the appropriate nursing action here | D — Infection: Loss of immunoglobulins predisposes to peritonitis and cellulitis; also watch thrombosis. | ⚠️ Exam Trap: Read the exact question — the correct fact and its look-alike options are easy to interchange. | 💎 PNC Pearl: Energy-dense diets and reduced physical activity → Sedentary lifestyle and junk food drive childhood obesity; prevention is key</w:t>
       </w:r>
     </w:p>
     <w:p>
@@ -1564,7 +1564,7 @@
     </w:p>
     <w:p>
       <w:r>
-        <w:t>Solution: Fluoride hardens enamel and prevents tooth decay.</w:t>
+        <w:t>Solution: ✅ Correct Answer: A. Dental health (preventing caries) | 🧠 Clinical Rationale: Fluoride hardens enamel and prevents tooth decay. | ❌ Why Not Others? | B — Haemoglobin: Hb is the primary anaemia screen; ferritin confirms iron status. | C — Vision: Acute closed-angle glaucoma is an emergency (fixed mid-dilated pupil, nausea); treat to prevent blindness. | D — Clotting: Platelets form plugs in haemostasis. | ⚠️ Exam Trap: Read the exact question — the correct fact and its look-alike options are easy to interchange. | 💎 PNC Pearl: Dental health (preventing caries) → Fluoride hardens enamel and prevents tooth decay</w:t>
       </w:r>
     </w:p>
     <w:p>
@@ -1609,7 +1609,7 @@
     </w:p>
     <w:p>
       <w:r>
-        <w:t>Solution: Sandbags provide support and immobilization.</w:t>
+        <w:t>Solution: ✅ Correct Answer: A. Immobilize a limb | 🧠 Clinical Rationale: Sandbags provide support and immobilization. | ❌ Why Not Others? | B — Warm the patient: not the appropriate nursing action here | C — Elevate the head: Reverse Trendelenburg raises the head and upper body, useful after oesophageal surgery. | D — Cool the body: not the appropriate nursing action here | ⚠️ Exam Trap: Read the exact question — the correct fact and its look-alike options are easy to interchange. | 💎 PNC Pearl: Immobilize a limb → Sandbags provide support and immobilization</w:t>
       </w:r>
     </w:p>
     <w:p>
@@ -1654,7 +1654,7 @@
     </w:p>
     <w:p>
       <w:r>
-        <w:t>Solution: Crushing SR/ER tablets causes dose dumping.</w:t>
+        <w:t>Solution: ✅ Correct Answer: A. Never | 🧠 Clinical Rationale: Crushing SR/ER tablets causes dose dumping. | ❌ Why Not Others? | B — Always: Jaundice before 24 hours suggests haemolysis or sepsis - investigate immediately. | C — Only in juice: not the appropriate nursing action here | D — Only at night: not the appropriate nursing action here | ⚠️ Exam Trap: Read the exact question — the correct fact and its look-alike options are easy to interchange. | 💎 PNC Pearl: Never → Crushing SR/ER tablets causes dose dumping</w:t>
       </w:r>
     </w:p>
     <w:p>
@@ -1699,7 +1699,7 @@
     </w:p>
     <w:p>
       <w:r>
-        <w:t>Solution: Polymenorrhoea is frequent cycles (&lt;21 days); oligomenorrhoea is cycles &gt;35 days.</w:t>
+        <w:t>Solution: ✅ Correct Answer: A. At intervals shorter than 21 days | 🧠 Clinical Rationale: Polymenorrhoea is frequent cycles (&lt;21 days); oligomenorrhoea is cycles &gt;35 days. | ❌ Why Not Others? | B — Longer than 35 days: not the appropriate nursing action here | C — Of exactly 28 days: not the appropriate nursing action here | D — Irregularly always: not the appropriate nursing action here | ⚠️ Exam Trap: Don’t confuse "At intervals shorter than 21 days" with "Longer than 35 days" — they look alike and are easy to interchange. | 💎 PNC Pearl: At intervals shorter than 21 days → Polymenorrhoea is frequent cycles (&lt;21 days); oligomenorrhoea is cycles &gt;35 days</w:t>
       </w:r>
     </w:p>
     <w:p>
@@ -1744,7 +1744,7 @@
     </w:p>
     <w:p>
       <w:r>
-        <w:t>Solution: Levothyroxine is taken on an empty stomach 30–60 min before breakfast; iron/calcium reduce absorption.</w:t>
+        <w:t>Solution: ✅ Correct Answer: A. In the morning on an empty stomach | 🧠 Clinical Rationale: Levothyroxine is taken on an empty stomach 30–60 min before breakfast; iron/calcium reduce absorption. | ❌ Why Not Others? | B — With food: NSAIDs cause gastric irritation and bleeding. | C — At bedtime with milk: not the appropriate nursing action here | D — With iron supplements: not the appropriate nursing action here | ⚠️ Exam Trap: Read the exact question — the correct fact and its look-alike options are easy to interchange. | 💎 PNC Pearl: In the morning on an empty stomach → Levothyroxine is taken on an empty stomach 30–60 min before breakfast; iron/calcium reduce absorption</w:t>
       </w:r>
     </w:p>
     <w:p>
@@ -1789,7 +1789,7 @@
     </w:p>
     <w:p>
       <w:r>
-        <w:t>Solution: Female Anopheles transmits Plasmodium sporozoites.</w:t>
+        <w:t>Solution: ✅ Correct Answer: A. Anopheles mosquito | 🧠 Clinical Rationale: Female Anopheles transmits Plasmodium sporozoites. | ❌ Why Not Others? | B — Aedes: Chikungunya causes fever and severe joint pain; treat symptomatically. | C — Culex: Breeds in rice fields; JE vaccination and pig management help. | D — Sandfly: Visceral leishmaniasis causes prolonged fever, splenomegaly, and anaemia; treat with miltefosine/amphotericin. | ⚠️ Exam Trap: Read the exact question — the correct fact and its look-alike options are easy to interchange. | 💎 PNC Pearl: Anopheles mosquito → Female Anopheles transmits Plasmodium sporozoites</w:t>
       </w:r>
     </w:p>
     <w:p>
@@ -1834,7 +1834,7 @@
     </w:p>
     <w:p>
       <w:r>
-        <w:t>Solution: ATN (sepsis, hypotension, nephrotoxins) is the leading cause of hospital-acquired acute kidney injury.</w:t>
+        <w:t>Solution: ✅ Correct Answer: A. Acute tubular necrosis from ischaemia or nephrotoxins | 🧠 Clinical Rationale: ATN (sepsis, hypotension, nephrotoxins) is the leading cause of hospital-acquired acute kidney injury. | ❌ Why Not Others? | B — Postrenal obstruction: not the appropriate nursing action here | C — Glomerulonephritis: Investigate with urine microscopy, culture, and renal imaging. | D — Polycystic kidney: not the appropriate nursing action here | ⚠️ Exam Trap: Read the exact question — the correct fact and its look-alike options are easy to interchange. | 💎 PNC Pearl: Acute tubular necrosis from ischaemia or nephrotoxins → ATN (sepsis, hypotension, nephrotoxins) is the leading cause of hospital-acquired acute kidney injury</w:t>
       </w:r>
     </w:p>
     <w:p>
@@ -1879,7 +1879,7 @@
     </w:p>
     <w:p>
       <w:r>
-        <w:t>Solution: About half of choriocarcinomas follow hydatidiform moles; chemotherapy (methotrexate) cures most.</w:t>
+        <w:t>Solution: ✅ Correct Answer: A. Following a molar pregnancy | 🧠 Clinical Rationale: About half of choriocarcinomas follow hydatidiform moles; chemotherapy (methotrexate) cures most. | ❌ Why Not Others? | B — Term pregnancy always: not the appropriate nursing action here | C — Ectopic pregnancy always: not the appropriate nursing action here | D — Menopause: Ensure calcium, vitamin D, and weight-bearing activity. | ⚠️ Exam Trap: Read the exact question — the correct fact and its look-alike options are easy to interchange. | 💎 PNC Pearl: Following a molar pregnancy → About half of choriocarcinomas follow hydatidiform moles; chemotherapy (methotrexate) cures most</w:t>
       </w:r>
     </w:p>
     <w:p>
@@ -1924,7 +1924,7 @@
     </w:p>
     <w:p>
       <w:r>
-        <w:t>Solution: Stored whole blood lasts weeks; platelets only 5-7 days.</w:t>
+        <w:t>Solution: ✅ Correct Answer: A. 35-42 days (with additives) | 🧠 Clinical Rationale: Stored whole blood lasts weeks; platelets only 5-7 days. | ❌ Why Not Others? | B — 1 day: not the appropriate nursing action here | C — 6 months: Exclusive breastfeeding for the first 6 months is WHO-recommended. | D — 2 years: Sensorimotor (0-2), preoperational (2-7), concrete operational (7-11), formal operational (11+). | ⚠️ Exam Trap: Read the exact question — the correct fact and its look-alike options are easy to interchange. | 💎 PNC Pearl: 35-42 days (with additives) → Stored whole blood lasts weeks; platelets only 5-7 days</w:t>
       </w:r>
     </w:p>
     <w:p>
@@ -1969,7 +1969,7 @@
     </w:p>
     <w:p>
       <w:r>
-        <w:t>Solution: Spacers improve inhaler technique and reduce oropharyngeal deposition.</w:t>
+        <w:t>Solution: ✅ Correct Answer: A. Improve drug deposition and reduce oral side effects | 🧠 Clinical Rationale: Spacers improve inhaler technique and reduce oropharyngeal deposition. | ❌ Why Not Others? | B — Make it taste better: not the appropriate nursing action here | C — Cool the medicine: not the appropriate nursing action here | D — Increase the dose: not the appropriate nursing action here | ⚠️ Exam Trap: Read the exact question — the correct fact and its look-alike options are easy to interchange. | 💎 PNC Pearl: Improve drug deposition and reduce oral side effects → Spacers improve inhaler technique and reduce oropharyngeal deposition</w:t>
       </w:r>
     </w:p>
     <w:p>
@@ -2014,7 +2014,7 @@
     </w:p>
     <w:p>
       <w:r>
-        <w:t>Solution: Case-control studies look backward from disease to exposure.</w:t>
+        <w:t>Solution: ✅ Correct Answer: A. Retrospective comparison of exposure in cases and controls | 🧠 Clinical Rationale: Case-control studies look backward from disease to exposure. | ❌ Why Not Others? | B — Prospective follow-up of exposed groups: not the appropriate nursing action here | C — Randomized trial: not the appropriate nursing action here | D — Community survey: not the appropriate nursing action here | ⚠️ Exam Trap: Read the exact question — the correct fact and its look-alike options are easy to interchange. | 💎 PNC Pearl: Retrospective comparison of exposure in cases and controls → Case-control studies look backward from disease to exposure</w:t>
       </w:r>
     </w:p>
     <w:p>
@@ -2059,7 +2059,7 @@
     </w:p>
     <w:p>
       <w:r>
-        <w:t>Solution: Sterilization kills all forms of microbial life.</w:t>
+        <w:t>Solution: ✅ Correct Answer: A. Destruction of all microorganisms including spores | 🧠 Clinical Rationale: Sterilization kills all forms of microbial life. | ❌ Why Not Others? | B — Reduction of pathogens: Disinfection reduces but does not eliminate spores. | C — Cleaning only: not the appropriate nursing action here | D — Disinfection: Boiling disinfects but does not reliably kill spores — it is not sterilisation. | ⚠️ Exam Trap: Read the exact question — the correct fact and its look-alike options are easy to interchange. | 💎 PNC Pearl: Destruction of all microorganisms including spores → Sterilization kills all forms of microbial life</w:t>
       </w:r>
     </w:p>
     <w:p>
@@ -2104,7 +2104,7 @@
     </w:p>
     <w:p>
       <w:r>
-        <w:t>Solution: Neurovascular checks detect compartment syndrome early.</w:t>
+        <w:t>Solution: ✅ Correct Answer: A. Circulation, sensation, and movement of the distal limb | 🧠 Clinical Rationale: Neurovascular checks detect compartment syndrome early. | ❌ Why Not Others? | B — Only pain: not the appropriate nursing action here | C — Only temperature: not the appropriate nursing action here | D — Only colour of the cast: not the appropriate nursing action here | ⚠️ Exam Trap: Read the exact question — the correct fact and its look-alike options are easy to interchange. | 💎 PNC Pearl: Circulation, sensation, and movement of the distal limb → Neurovascular checks detect compartment syndrome early</w:t>
       </w:r>
     </w:p>
     <w:p>
@@ -2149,7 +2149,7 @@
     </w:p>
     <w:p>
       <w:r>
-        <w:t>Solution: Wound infections require contact precautions.</w:t>
+        <w:t>Solution: ✅ Correct Answer: A. Contact precautions | 🧠 Clinical Rationale: Wound infections require contact precautions. | ❌ Why Not Others? | B — Airborne precautions: Varicella (chickenpox) spreads by airborne droplet nuclei, requiring airborne precautions. | C — No precautions: not the appropriate nursing action here | D — Droplet precautions only: not the appropriate nursing action here | ⚠️ Exam Trap: Read the exact question — the correct fact and its look-alike options are easy to interchange. | 💎 PNC Pearl: Contact precautions → Wound infections require</w:t>
       </w:r>
     </w:p>
     <w:p>
@@ -2194,7 +2194,7 @@
     </w:p>
     <w:p>
       <w:r>
-        <w:t>Solution: Absence of a scar does not mean no protection; check vaccination records.</w:t>
+        <w:t>Solution: ✅ Correct Answer: A. Vaccination technique or immune status | 🧠 Clinical Rationale: Absence of a scar does not mean no protection; check vaccination records. | ❌ Why Not Others? | B — Vaccine failure always: not the appropriate nursing action here | C — Diet: INH depletes B6; supplement to prevent neuropathy. | D — Exercise: Calcium, vitamin D, and fall prevention maintain bone health. | ⚠️ Exam Trap: Read the exact question — the correct fact and its look-alike options are easy to interchange. | 💎 PNC Pearl: Vaccination technique or immune status → Absence of a scar does not mean no protection; check vaccination records</w:t>
       </w:r>
     </w:p>
     <w:p>
@@ -2239,7 +2239,7 @@
     </w:p>
     <w:p>
       <w:r>
-        <w:t>Solution: JG cells release renin in response to low blood pressure.</w:t>
+        <w:t>Solution: ✅ Correct Answer: A. Renin | 🧠 Clinical Rationale: JG cells release renin in response to low blood pressure. | ❌ Why Not Others? | B — Aldosterone: Acts on the DCT for Na+/K+ exchange. | C — ADH: Inserts aquaporins to reabsorb water. | D — Insulin: Beta cells secrete insulin; alpha cells glucagon. | ⚠️ Exam Trap: Read the exact question — the correct fact and its look-alike options are easy to interchange. | 💎 PNC Pearl: Renin → JG cells release in response to low blood pressure</w:t>
       </w:r>
     </w:p>
     <w:p>
@@ -2284,7 +2284,7 @@
     </w:p>
     <w:p>
       <w:r>
-        <w:t>Solution: Pregnancy needs about 10-15 g extra protein daily.</w:t>
+        <w:t>Solution: ✅ Correct Answer: A. 10-15 g/day | 🧠 Clinical Rationale: Pregnancy needs about 10-15 g extra protein daily. | ❌ Why Not Others? | B — 1 g/day: not the appropriate nursing action here | C — 50 g/day: not the appropriate nursing action here | D — None: not the appropriate nursing action here | ⚠️ Exam Trap: Read the exact question — the correct fact and its look-alike options are easy to interchange. | 💎 PNC Pearl: 10-15 g/day → Pregnancy needs about 10-15 g extra protein daily</w:t>
       </w:r>
     </w:p>
     <w:p>
@@ -2329,7 +2329,7 @@
     </w:p>
     <w:p>
       <w:r>
-        <w:t>Solution: GLM covers regression and ANOVA.</w:t>
+        <w:t>Solution: ✅ Correct Answer: A. General Linear Model | 🧠 Clinical Rationale: GLM covers regression and ANOVA. | ❌ Why Not Others? | B — General Logistic Model: not the appropriate nursing action here | C — General Learning Model: not the appropriate nursing action here | D — Global Linear Measure: not the appropriate nursing action here | ⚠️ Exam Trap: Don’t confuse "General Linear Model" with "General Logistic Model" — they look alike and are easy to interchange. | 💎 PNC Pearl: General Linear Model → GLM covers regression and ANOVA</w:t>
       </w:r>
     </w:p>
     <w:p>
@@ -2374,7 +2374,7 @@
     </w:p>
     <w:p>
       <w:r>
-        <w:t>Solution: Newborns void 200-300 ml/day; output increases with age and intake.</w:t>
+        <w:t>Solution: ✅ Correct Answer: A. 200-300 ml | 🧠 Clinical Rationale: Newborns void 200-300 ml/day; output increases with age and intake. | ❌ Why Not Others? | B — 50 ml: not the appropriate nursing action here | C — 1000 ml: Amniotic fluid volume peaks at about 800–1000 ml at 36–38 weeks. | D — 50 ml exactly: not the appropriate nursing action here | ⚠️ Exam Trap: Read the exact question — the correct fact and its look-alike options are easy to interchange. | 💎 PNC Pearl: 200-300 ml → Newborns void /day; output increases with age and intake</w:t>
       </w:r>
     </w:p>
     <w:p>
@@ -2419,7 +2419,7 @@
     </w:p>
     <w:p>
       <w:r>
-        <w:t>Solution: Chronic GI and dietary iron loss cause most geriatric anaemia.</w:t>
+        <w:t>Solution: ✅ Correct Answer: A. Iron deficiency from chronic blood loss | 🧠 Clinical Rationale: Chronic GI and dietary iron loss cause most geriatric anaemia. | ❌ Why Not Others? | B — B12 excess: not the appropriate nursing action here | C — Aplastic anaemia: not the appropriate nursing action here | D — Polycythaemia: not the appropriate nursing action here | ⚠️ Exam Trap: Read the exact question — the correct fact and its look-alike options are easy to interchange. | 💎 PNC Pearl: Iron deficiency from chronic blood loss → Chronic GI and dietary iron loss cause most geriatric anaemia</w:t>
       </w:r>
     </w:p>
     <w:p>
@@ -2464,7 +2464,7 @@
     </w:p>
     <w:p>
       <w:r>
-        <w:t>Solution: Protecting the operated eye prevents complications.</w:t>
+        <w:t>Solution: ✅ Correct Answer: A. Avoid straining, rubbing, and lifting; use the eye shield | 🧠 Clinical Rationale: Protecting the operated eye prevents complications. | ❌ Why Not Others? | B — Rub the eye: not the appropriate nursing action here | C — Lift heavy weights: not the appropriate nursing action here | D — Skip drops: not the appropriate nursing action here | ⚠️ Exam Trap: Don’t confuse "Avoid straining, rubbing, and lifting; use the eye shield" with "Rub the eye" — they look alike and are easy to interchange. | 💎 PNC Pearl: Avoid straining, rubbing, and lifting; use the eye shield → Protecting the operated eye prevents complications</w:t>
       </w:r>
     </w:p>
     <w:p>
@@ -2509,7 +2509,7 @@
     </w:p>
     <w:p>
       <w:r>
-        <w:t>Solution: Amoebae reach the liver via portal blood causing abscess.</w:t>
+        <w:t>Solution: ✅ Correct Answer: A. Entamoeba histolytica | 🧠 Clinical Rationale: Amoebae reach the liver via portal blood causing abscess. | ❌ Why Not Others? | B — E. coli: Dominates UTI at all ages. | C — Salmonella: Bacterial toxins and contamination cause most outbreaks; safe handling prevents them. | D — Virus: Chikungunya causes fever and severe joint pain; treat symptomatically. | ⚠️ Exam Trap: Read the exact question — the correct fact and its look-alike options are easy to interchange. | 💎 PNC Pearl: Entamoeba histolytica → Amoebae reach the liver via portal blood causing abscess</w:t>
       </w:r>
     </w:p>
     <w:p>
@@ -2554,7 +2554,7 @@
     </w:p>
     <w:p>
       <w:r>
-        <w:t>Solution: SC angle depends on the amount of subcutaneous tissue.</w:t>
+        <w:t>Solution: ✅ Correct Answer: A. 45-90 degrees | 🧠 Clinical Rationale: SC angle depends on the amount of subcutaneous tissue. | ❌ Why Not Others? | B — 15 degrees: Intradermal injections go just under the epidermis. | C — 180 degrees: not the appropriate nursing action here | D — Only 90: not the appropriate nursing action here | ⚠️ Exam Trap: Read the exact question — the correct fact and its look-alike options are easy to interchange. | 💎 PNC Pearl: 45-90 degrees → SC angle depends on the amount of subcutaneous tissue</w:t>
       </w:r>
     </w:p>
     <w:p>
@@ -2599,7 +2599,7 @@
     </w:p>
     <w:p>
       <w:r>
-        <w:t>Solution: mHealth improves immunization and maternal care adherence.</w:t>
+        <w:t>Solution: ✅ Correct Answer: A. Health messages and appointment reminders | 🧠 Clinical Rationale: mHealth improves immunization and maternal care adherence. | ❌ Why Not Others? | B — Entertainment: not the appropriate nursing action here | C — Diet: INH depletes B6; supplement to prevent neuropathy. | D — Climate: NMSA promotes sustainable agriculture. | ⚠️ Exam Trap: Read the exact question — the correct fact and its look-alike options are easy to interchange. | 💎 PNC Pearl: Health messages and appointment reminders → mHealth improves immunization and maternal care adherence</w:t>
       </w:r>
     </w:p>
     <w:p>
@@ -2644,7 +2644,7 @@
     </w:p>
     <w:p>
       <w:r>
-        <w:t>Solution: Isotonic saline restores volume; dextrose follows when glucose falls.</w:t>
+        <w:t>Solution: ✅ Correct Answer: A. Normal saline (0.9%) | 🧠 Clinical Rationale: Isotonic saline restores volume; dextrose follows when glucose falls. | ❌ Why Not Others? | B — 5% dextrose: not the first | C — Ringer's lactate: Parkland: 4 ml × weight (kg) × TBSA% of RL in 24 hours; half in the first 8 hours. — not the first | D — Half-strength saline: not the first | ⚠️ Exam Trap: Read the exact question — the correct fact and its look-alike options are easy to interchange. | 💎 PNC Pearl: Normal saline (0.9%) = the first</w:t>
       </w:r>
     </w:p>
     <w:p>
@@ -2689,7 +2689,7 @@
     </w:p>
     <w:p>
       <w:r>
-        <w:t>Solution: Rubbing causes bleeding and bruising.</w:t>
+        <w:t>Solution: ✅ Correct Answer: A. Prevent bruising and haematoma | 🧠 Clinical Rationale: Rubbing causes bleeding and bruising. | ❌ Why Not Others? | B — Speed absorption: not the appropriate nursing action here | C — Reduce pain: Splinting eases coughing and wound tension. | D — Save time: not the appropriate nursing action here | ⚠️ Exam Trap: Read the exact question — the correct fact and its look-alike options are easy to interchange. | 💎 PNC Pearl: Prevent bruising and haematoma → Rubbing causes bleeding and bruising</w:t>
       </w:r>
     </w:p>
     <w:p>
@@ -2734,7 +2734,7 @@
     </w:p>
     <w:p>
       <w:r>
-        <w:t>Solution: Regular practice lowers cortisol and reactivity.</w:t>
+        <w:t>Solution: ✅ Correct Answer: A. Reduced stress and improved attention | 🧠 Clinical Rationale: Regular practice lowers cortisol and reactivity. | ❌ Why Not Others? | B — Magic: not the appropriate nursing action here | C — Diet: INH depletes B6; supplement to prevent neuropathy. | D — Exercise: Calcium, vitamin D, and fall prevention maintain bone health. | ⚠️ Exam Trap: Read the exact question — the correct fact and its look-alike options are easy to interchange. | 💎 PNC Pearl: Reduced stress and improved attention → Regular practice lowers cortisol and reactivity</w:t>
       </w:r>
     </w:p>
     <w:p>
@@ -2779,7 +2779,7 @@
     </w:p>
     <w:p>
       <w:r>
-        <w:t>Solution: Crawling appears at about 8-9 months, before walking.</w:t>
+        <w:t>Solution: ✅ Correct Answer: A. 8-9 months | 🧠 Clinical Rationale: Crawling appears at about 8-9 months, before walking. | ❌ Why Not Others? | B — 3 months: DMPA is administered every 3 months (13 weeks). | C — 12 months: MR vaccine at 9–12 months with a second dose at 16–24 months. | D — 6 months: Exclusive breastfeeding for the first 6 months is WHO-recommended. | ⚠️ Exam Trap: Read the exact question — the correct fact and its look-alike options are easy to interchange. | 💎 PNC Pearl: 8-9 months → Crawling appears at about , before walking</w:t>
       </w:r>
     </w:p>
     <w:p>
@@ -2824,7 +2824,7 @@
     </w:p>
     <w:p>
       <w:r>
-        <w:t>Solution: Ferritin rises as an acute-phase reactant too.</w:t>
+        <w:t>Solution: ✅ Correct Answer: A. Inflammation and iron overload | 🧠 Clinical Rationale: Ferritin rises as an acute-phase reactant too. | ❌ Why Not Others? | B — Iron deficiency: Iron supplementation, deworming, and dietary diversity prevent it. | C — Diet: INH depletes B6; supplement to prevent neuropathy. | D — Climate: NMSA promotes sustainable agriculture. | ⚠️ Exam Trap: Read the exact question — the correct fact and its look-alike options are easy to interchange. | 💎 PNC Pearl: Inflammation and iron overload → Ferritin rises as an acute-phase reactant too</w:t>
       </w:r>
     </w:p>
     <w:p>
@@ -2869,7 +2869,7 @@
     </w:p>
     <w:p>
       <w:r>
-        <w:t>Solution: Acculturation is adopting traits of another culture.</w:t>
+        <w:t>Solution: ✅ Correct Answer: A. Acculturation | 🧠 Clinical Rationale: Acculturation is adopting traits of another culture. | ❌ Why Not Others? | B — Socialization: Transmits culture from one generation to the next. | C — Assimilation always: not the appropriate nursing action here | D — Enculturation only: not the appropriate nursing action here | ⚠️ Exam Trap: Read the exact question — the correct fact and its look-alike options are easy to interchange. | 💎 PNC Pearl: Acculturation → adopting traits of another culture</w:t>
       </w:r>
     </w:p>
     <w:p>
@@ -2914,7 +2914,7 @@
     </w:p>
     <w:p>
       <w:r>
-        <w:t>Solution: Self-care (ORS, hygiene, exercise) is a WHO strategy.</w:t>
+        <w:t>Solution: ✅ Correct Answer: A. People managing common conditions themselves | 🧠 Clinical Rationale: Self-care (ORS, hygiene, exercise) is a WHO strategy. | ❌ Why Not Others? | B — Avoiding doctors: not the appropriate nursing action here | C — Diet: INH depletes B6; supplement to prevent neuropathy. | D — Climate: NMSA promotes sustainable agriculture. | ⚠️ Exam Trap: Read the exact question — the correct fact and its look-alike options are easy to interchange. | 💎 PNC Pearl: People managing common conditions themselves → Self-care (ORS, hygiene, exercise) is a WHO strategy</w:t>
       </w:r>
     </w:p>
     <w:p>
@@ -2959,7 +2959,7 @@
     </w:p>
     <w:p>
       <w:r>
-        <w:t>Solution: Urine specific gravity ranges 1.010–1.025; it rises with dehydration.</w:t>
+        <w:t>Solution: ✅ Correct Answer: A. 1.010–1.025 | 🧠 Clinical Rationale: Urine specific gravity ranges 1.010–1.025; it rises with dehydration. | ❌ Why Not Others? | B — 1.000: not the appropriate nursing action here | C — 2.0: NFHS-5 recorded a TFR of about 2.0, at replacement level. | D — 0.5: not the appropriate nursing action here | ⚠️ Exam Trap: Read the exact question — the correct fact and its look-alike options are easy to interchange. | 💎 PNC Pearl: 1.010–1.025 → Urine specific gravity ranges ; it rises with dehydration</w:t>
       </w:r>
     </w:p>
     <w:p>
@@ -3004,7 +3004,7 @@
     </w:p>
     <w:p>
       <w:r>
-        <w:t>Solution: The sacrum bears the most pressure when supine.</w:t>
+        <w:t>Solution: ✅ Correct Answer: A. Sacrum | 🧠 Clinical Rationale: The sacrum bears the most pressure when supine. | ❌ Why Not Others? | B — Forehead: not the appropriate nursing action here | C — Fingers: RA causes characteristic hand deformities; osteoarthritis gives Heberden nodes. | D — Knees: Paroxysmal abdominal pain with vomiting and bloody stools characterizes intussusception. | ⚠️ Exam Trap: Read the exact question — the correct fact and its look-alike options are easy to interchange. | 💎 PNC Pearl: Sacrum → bears the most pressure when supine</w:t>
       </w:r>
     </w:p>
     <w:p>
@@ -3049,7 +3049,7 @@
     </w:p>
     <w:p>
       <w:r>
-        <w:t>Solution: Cross-sectional studies capture prevalence at a single time point.</w:t>
+        <w:t>Solution: ✅ Correct Answer: A. At one point in time | 🧠 Clinical Rationale: Cross-sectional studies capture prevalence at a single time point. | ❌ Why Not Others? | B — Over many years: not the appropriate nursing action here | C — Only retrospectively: not the appropriate nursing action here | D — Only in hospitals: not the appropriate nursing action here | ⚠️ Exam Trap: Read the exact question — the correct fact and its look-alike options are easy to interchange. | 💎 PNC Pearl: At one point in time → Cross-sectional studies capture prevalence at a single time point</w:t>
       </w:r>
     </w:p>
     <w:p>
@@ -3094,7 +3094,7 @@
     </w:p>
     <w:p>
       <w:r>
-        <w:t>Solution: Avoid repeated vaginal exams in PPROM; use sterile speculum to reduce infection risk.</w:t>
+        <w:t>Solution: ✅ Correct Answer: A. Increases the risk of chorioamnionitis and ascending infection | 🧠 Clinical Rationale: Avoid repeated vaginal exams in PPROM; use sterile speculum to reduce infection risk. | ❌ Why Not Others? | B — Causes pain: not the appropriate nursing action here | C — Slows labour: not the appropriate nursing action here | D — Raises blood pressure: not the appropriate nursing action here | ⚠️ Exam Trap: Read the exact question — the correct fact and its look-alike options are easy to interchange. | 💎 PNC Pearl: Increases the risk of chorioamnionitis and ascending infection → Avoid repeated vaginal exams in PPROM; use sterile speculum to reduce infection risk</w:t>
       </w:r>
     </w:p>
     <w:p>
@@ -3139,7 +3139,7 @@
     </w:p>
     <w:p>
       <w:r>
-        <w:t>Solution: The clavicle connects the arm to the trunk.</w:t>
+        <w:t>Solution: ✅ Correct Answer: A. Clavicle | 🧠 Clinical Rationale: The clavicle connects the arm to the trunk. | ❌ Why Not Others? | B — Scapula: The scapula forms the posterior shoulder. | C — Humerus: not the appropriate nursing action here | D — Sternum: The sternum anchors the ribs. | ⚠️ Exam Trap: Read the exact question — the correct fact and its look-alike options are easy to interchange. | 💎 PNC Pearl: Clavicle → connects the arm to the trunk</w:t>
       </w:r>
     </w:p>
     <w:p>
@@ -3184,7 +3184,7 @@
     </w:p>
     <w:p>
       <w:r>
-        <w:t>Solution: Hand hygiene is the cornerstone of infection prevention.</w:t>
+        <w:t>Solution: ✅ Correct Answer: A. Hand hygiene | 🧠 Clinical Rationale: Hand hygiene is the cornerstone of infection prevention. | ❌ Why Not Others? | B — Antibiotics: Compliance matters; missed pills and enzyme-inducing drugs reduce OC efficacy. Condoms prevent STIs. | C — Vaccines: Occupational vaccination protects workers and patients. | D — Cleaning floors: not the appropriate nursing action here | ⚠️ Exam Trap: Read the exact question — the correct fact and its look-alike options are easy to interchange. | 💎 PNC Pearl: Hand hygiene → the cornerstone of infection prevention</w:t>
       </w:r>
     </w:p>
     <w:p>
@@ -3229,7 +3229,7 @@
     </w:p>
     <w:p>
       <w:r>
-        <w:t>Solution: DBT (dialectical behaviour therapy) is the treatment of choice.</w:t>
+        <w:t>Solution: ✅ Correct Answer: A. Childhood trauma with emotional dysregulation | 🧠 Clinical Rationale: DBT (dialectical behaviour therapy) is the treatment of choice. | ❌ Why Not Others? | B — Single gene: not the appropriate nursing action here | C — Diet: INH depletes B6; supplement to prevent neuropathy. | D — Exercise: Calcium, vitamin D, and fall prevention maintain bone health. | ⚠️ Exam Trap: Read the exact question — the correct fact and its look-alike options are easy to interchange. | 💎 PNC Pearl: Childhood trauma with emotional dysregulation → DBT (dialectical behaviour therapy) is the treatment of choice</w:t>
       </w:r>
     </w:p>
     <w:p>
@@ -3274,7 +3274,7 @@
     </w:p>
     <w:p>
       <w:r>
-        <w:t>Solution: Coffee-ground emesis is digested blood, typical of slow upper GI bleeding.</w:t>
+        <w:t>Solution: ✅ Correct Answer: A. Upper GI bleeding with partially digested blood | 🧠 Clinical Rationale: Coffee-ground emesis is digested blood, typical of slow upper GI bleeding. | ❌ Why Not Others? | B — Fresh arterial bleeding: not the appropriate nursing action here | C — Bile reflux: not the appropriate nursing action here | D — Food poisoning: not the appropriate nursing action here | ⚠️ Exam Trap: Read the exact question — the correct fact and its look-alike options are easy to interchange. | 💎 PNC Pearl: Upper GI bleeding with partially digested blood → Coffee-ground emesis is digested blood, typical of slow upper GI bleeding</w:t>
       </w:r>
     </w:p>
     <w:p>
@@ -3319,7 +3319,7 @@
     </w:p>
     <w:p>
       <w:r>
-        <w:t>Solution: Prophylactic antiemetics reduce chemotherapy nausea.</w:t>
+        <w:t>Solution: ✅ Correct Answer: A. Before chemotherapy as prescribed | 🧠 Clinical Rationale: Prophylactic antiemetics reduce chemotherapy nausea. | ❌ Why Not Others? | B — Only after vomiting: not the appropriate nursing action here | C — With food always: not the appropriate nursing action here | D — At bedtime: Back care stimulates circulation, prevents pressure injuries, and promotes comfort. | ⚠️ Exam Trap: Read the exact question — the correct fact and its look-alike options are easy to interchange. | 💎 PNC Pearl: Before chemotherapy as prescribed → Prophylactic antiemetics reduce chemotherapy nausea</w:t>
       </w:r>
     </w:p>
     <w:p>
@@ -3364,7 +3364,7 @@
     </w:p>
     <w:p>
       <w:r>
-        <w:t>Solution: Late neonatal deaths are infection-driven; clean delivery and cord care prevent them.</w:t>
+        <w:t>Solution: ✅ Correct Answer: A. Infection (sepsis, pneumonia, tetanus) | 🧠 Clinical Rationale: Late neonatal deaths are infection-driven; clean delivery and cord care prevent them. | ❌ Why Not Others? | B — Asphyxia always: not the appropriate nursing action here | C — Diet: INH depletes B6; supplement to prevent neuropathy. | D — Exercise: Calcium, vitamin D, and fall prevention maintain bone health. | ⚠️ Exam Trap: Read the exact question — the correct fact and its look-alike options are easy to interchange. | 💎 PNC Pearl: Infection (sepsis, pneumonia, tetanus) → Late neonatal deaths are infection-driven; clean delivery and cord care prevent them</w:t>
       </w:r>
     </w:p>
     <w:p>
@@ -3409,7 +3409,7 @@
     </w:p>
     <w:p>
       <w:r>
-        <w:t>Solution: ECG records the heart's electrical activity.</w:t>
+        <w:t>Solution: ✅ Correct Answer: A. Electrocardiogram | 🧠 Clinical Rationale: ECG records the heart's electrical activity. | ❌ Why Not Others? | B — Electro Cerebral Graph: not the appropriate nursing action here | C — Electro Cardio Graph: not the appropriate nursing action here | D — Emergency Cardiac Graph: not the appropriate nursing action here | ⚠️ Exam Trap: Read the exact question — the correct fact and its look-alike options are easy to interchange. | 💎 PNC Pearl: Electrocardiogram → ECG records the heart's electrical activity</w:t>
       </w:r>
     </w:p>
     <w:p>
@@ -3454,7 +3454,7 @@
     </w:p>
     <w:p>
       <w:r>
-        <w:t>Solution: Most fractures are simple; suspect abuse with inconsistent histories.</w:t>
+        <w:t>Solution: ✅ Correct Answer: A. Falls during play | 🧠 Clinical Rationale: Most fractures are simple; suspect abuse with inconsistent histories. | ❌ Why Not Others? | B — Pathological always: not the appropriate nursing action here | C — Diet: INH depletes B6; supplement to prevent neuropathy. | D — Exercise: Calcium, vitamin D, and fall prevention maintain bone health. | ⚠️ Exam Trap: Read the exact question — the correct fact and its look-alike options are easy to interchange. | 💎 PNC Pearl: Falls during play → Most fractures are simple; suspect abuse with inconsistent histories</w:t>
       </w:r>
     </w:p>
     <w:p>
@@ -3499,7 +3499,7 @@
     </w:p>
     <w:p>
       <w:r>
-        <w:t>Solution: High Fowler's is 90°, Fowler's 45-60°, semi-Fowler's 30°.</w:t>
+        <w:t>Solution: ✅ Correct Answer: A. Lower (45-60° vs 90°) | 🧠 Clinical Rationale: High Fowler's is 90°, Fowler's 45-60°, semi-Fowler's 30°. | ❌ Why Not Others? | B — Higher: Scores of 15–18 mild risk, 13–14 moderate, 10–12 high, ≤9 very high risk. | C — The same: Separate equipment prevents cross-contamination. | D — Unrelated: not the appropriate nursing action here | ⚠️ Exam Trap: Read the exact question — the correct fact and its look-alike options are easy to interchange. | 💎 PNC Pearl: Lower (45-60° vs 90°) → High Fowler's is 90°, Fowler's 45-60°, semi-Fowler's 30°</w:t>
       </w:r>
     </w:p>
     <w:p>
@@ -3544,7 +3544,7 @@
     </w:p>
     <w:p>
       <w:r>
-        <w:t>Solution: These signal digoxin toxicity.</w:t>
+        <w:t>Solution: ✅ Correct Answer: A. Nausea, visual changes, and slow pulse | 🧠 Clinical Rationale: These signal digoxin toxicity. | ❌ Why Not Others? | B — Increased appetite: PTSD: re-experiencing, avoidance, hyperarousal, and negative mood after trauma — not euphoria. | C — Weight gain only: not the appropriate nursing action here | D — Constipation: Opioids slow GI motility; prophylactic stool softeners and fluids are routine. | ⚠️ Exam Trap: Read the exact question — the correct fact and its look-alike options are easy to interchange. | 💎 PNC Pearl: Nausea, visual changes, and slow pulse → These signal digoxin toxicity</w:t>
       </w:r>
     </w:p>
     <w:p>
@@ -3589,7 +3589,7 @@
     </w:p>
     <w:p>
       <w:r>
-        <w:t>Solution: Use cold boxes, vaccine carriers, and temperature monitoring.</w:t>
+        <w:t>Solution: ✅ Correct Answer: A. Power cuts and improper storage | 🧠 Clinical Rationale: Use cold boxes, vaccine carriers, and temperature monitoring. | ❌ Why Not Others? | B — Vaccine quality: not the appropriate nursing action here | C — Diet: INH depletes B6; supplement to prevent neuropathy. | D — Exercise: Calcium, vitamin D, and fall prevention maintain bone health. | ⚠️ Exam Trap: Read the exact question — the correct fact and its look-alike options are easy to interchange. | 💎 PNC Pearl: Power cuts and improper storage → Use cold boxes, vaccine carriers, and temperature monitoring</w:t>
       </w:r>
     </w:p>
     <w:p>
@@ -3634,7 +3634,7 @@
     </w:p>
     <w:p>
       <w:r>
-        <w:t>Solution: Advocacy counters stigma and discrimination.</w:t>
+        <w:t>Solution: ✅ Correct Answer: A. Protecting patient rights and access | 🧠 Clinical Rationale: Advocacy counters stigma and discrimination. | ❌ Why Not Others? | B — Litigation: not the appropriate nursing action here | C — Diet: INH depletes B6; supplement to prevent neuropathy. | D — Exercise: Calcium, vitamin D, and fall prevention maintain bone health. | ⚠️ Exam Trap: Read the exact question — the correct fact and its look-alike options are easy to interchange. | 💎 PNC Pearl: Protecting patient rights and access → Advocacy counters stigma and discrimination</w:t>
       </w:r>
     </w:p>
     <w:p>
@@ -3679,7 +3679,7 @@
     </w:p>
     <w:p>
       <w:r>
-        <w:t>Solution: Tidal volume is the air moved per breath, about 500 ml at rest.</w:t>
+        <w:t>Solution: ✅ Correct Answer: A. 500 ml | 🧠 Clinical Rationale: Tidal volume is the air moved per breath, about 500 ml at rest. | ❌ Why Not Others? | B — 100 ml: Anuria is essentially no urine output. | C — 1500 ml: not the appropriate nursing action here | D — 2500 ml: not the appropriate nursing action here | ⚠️ Exam Trap: Don’t confuse "500 ml" with "1500 ml" — they look alike and are easy to interchange. | 💎 PNC Pearl: 500 ml → Tidal volume is the air moved per breath, about at rest</w:t>
       </w:r>
     </w:p>
     <w:p>
@@ -3724,7 +3724,7 @@
     </w:p>
     <w:p>
       <w:r>
-        <w:t>Solution: Bile salts break large fat globules into droplets.</w:t>
+        <w:t>Solution: ✅ Correct Answer: A. Fats | 🧠 Clinical Rationale: Bile salts break large fat globules into droplets. | ❌ Why Not Others? | B — Proteins: The fluid mosaic model describes the phospholipid bilayer. | C — Carbohydrates: Glucose from carbohydrates is the preferred fuel, especially for the brain. | D — Vitamins: Fortified salt, wheat, rice, and oil address hidden hunger. | ⚠️ Exam Trap: Read the exact question — the correct fact and its look-alike options are easy to interchange. | 💎 PNC Pearl: Fats → Bile salts break large fat globules into droplets</w:t>
       </w:r>
     </w:p>
     <w:p>
@@ -3769,7 +3769,7 @@
     </w:p>
     <w:p>
       <w:r>
-        <w:t>Solution: Primaquine eradicates hypnozoites; screen for G6PD deficiency first.</w:t>
+        <w:t>Solution: ✅ Correct Answer: A. Primaquine | 🧠 Clinical Rationale: Primaquine eradicates hypnozoites; screen for G6PD deficiency first. | ❌ Why Not Others? | B — Chloroquine: not the appropriate nursing action here | C — Artemether: not the appropriate nursing action here | D — Quinine: Stimulates insulin and can lower glucose. | ⚠️ Exam Trap: Read the exact question — the correct fact and its look-alike options are easy to interchange. | 💎 PNC Pearl: Primaquine → eradicates hypnozoites; screen for G6PD deficiency first</w:t>
       </w:r>
     </w:p>
     <w:p>
@@ -3814,7 +3814,7 @@
     </w:p>
     <w:p>
       <w:r>
-        <w:t>Solution: Breast milk jaundice extends beyond 2 weeks and is benign; exclude conjugated causes.</w:t>
+        <w:t>Solution: ✅ Correct Answer: A. Breast milk jaundice | 🧠 Clinical Rationale: Breast milk jaundice extends beyond 2 weeks and is benign; exclude conjugated causes. | ❌ Why Not Others? | B — Biliary atresia always: not the appropriate nursing action here | C — Hepatitis always: not the appropriate nursing action here | D — Trauma: Birth trauma, episiotomy pain, and epidurals impair bladder sensation; monitor voiding closely. | ⚠️ Exam Trap: Read the exact question — the correct fact and its look-alike options are easy to interchange. | 💎 PNC Pearl: Breast milk jaundice → extends beyond 2 weeks and is benign; exclude conjugated causes</w:t>
       </w:r>
     </w:p>
     <w:p>
@@ -3859,7 +3859,7 @@
     </w:p>
     <w:p>
       <w:r>
-        <w:t>Solution: Objective checklists and feedback make evaluation fair and useful.</w:t>
+        <w:t>Solution: ✅ Correct Answer: A. Objective criteria and feedback | 🧠 Clinical Rationale: Objective checklists and feedback make evaluation fair and useful. | ❌ Why Not Others? | B — Personal impression only: not the appropriate nursing action here | C — Ranking by popularity: not the appropriate nursing action here | D — Attendance only: not the appropriate nursing action here | ⚠️ Exam Trap: Read the exact question — the correct fact and its look-alike options are easy to interchange. | 💎 PNC Pearl: Objective criteria and feedback → Objective checklists and feedback make evaluation fair and useful</w:t>
       </w:r>
     </w:p>
     <w:p>
@@ -3904,7 +3904,7 @@
     </w:p>
     <w:p>
       <w:r>
-        <w:t>Solution: Unpolished grains retain thiamine; polishing removes it.</w:t>
+        <w:t>Solution: ✅ Correct Answer: A. Whole grains, pulses, and pork | 🧠 Clinical Rationale: Unpolished grains retain thiamine; polishing removes it. | ❌ Why Not Others? | B — Citrus fruits: Amla is one of the richest vitamin C sources. | C — Butter: not the appropriate nursing action here | D — Fish liver oil: not the appropriate nursing action here | ⚠️ Exam Trap: Read the exact question — the correct fact and its look-alike options are easy to interchange. | 💎 PNC Pearl: Unpolished grains retain thiamine; polishing removes it.</w:t>
       </w:r>
     </w:p>
     <w:p>
@@ -3949,7 +3949,7 @@
     </w:p>
     <w:p>
       <w:r>
-        <w:t>Solution: The foramen magnum of the occipital bone transmits the medulla and spinal cord.</w:t>
+        <w:t>Solution: ✅ Correct Answer: A. Foramen magnum | 🧠 Clinical Rationale: The foramen magnum of the occipital bone transmits the medulla and spinal cord. | ❌ Why Not Others? | B — Optic foramen: not the largest foramen | C — Jugular foramen: not the largest foramen | D — Foramen ovale: not the largest foramen | ⚠️ Exam Trap: Read the exact question — the correct fact and its look-alike options are easy to interchange. | 💎 PNC Pearl: Foramen magnum = the largest foramen</w:t>
       </w:r>
     </w:p>
     <w:p>
@@ -3994,7 +3994,7 @@
     </w:p>
     <w:p>
       <w:r>
-        <w:t>Solution: Protamine sulphate binds and inactivates heparin.</w:t>
+        <w:t>Solution: ✅ Correct Answer: A. Protamine sulphate | 🧠 Clinical Rationale: Protamine sulphate binds and inactivates heparin. | ❌ Why Not Others? | B — Vitamin K: Reverses warfarin's effect. | C — Desferrioxamine: not the appropriate nursing action here | D — Atropine: Raises the heart rate in symptomatic bradycardia. | ⚠️ Exam Trap: Read the exact question — the correct fact and its look-alike options are easy to interchange. | 💎 PNC Pearl: Protamine sulphate → binds and inactivates heparin</w:t>
       </w:r>
     </w:p>
     <w:p>
@@ -4039,7 +4039,7 @@
     </w:p>
     <w:p>
       <w:r>
-        <w:t>Solution: Maximal barrier precautions and early removal prevent CLABSI.</w:t>
+        <w:t>Solution: ✅ Correct Answer: A. Catheter colonization from skin flora | 🧠 Clinical Rationale: Maximal barrier precautions and early removal prevent CLABSI. | ❌ Why Not Others? | B — Blood product: not the appropriate nursing action here | C — Diet: INH depletes B6; supplement to prevent neuropathy. | D — Climate: NMSA promotes sustainable agriculture. | ⚠️ Exam Trap: Read the exact question — the correct fact and its look-alike options are easy to interchange. | 💎 PNC Pearl: Catheter colonization from skin flora → Maximal barrier precautions and early removal prevent CLABSI</w:t>
       </w:r>
     </w:p>
     <w:p>
@@ -4084,7 +4084,7 @@
     </w:p>
     <w:p>
       <w:r>
-        <w:t>Solution: NFHS-5 recorded a TFR of about 2.0, at replacement level.</w:t>
+        <w:t>Solution: ✅ Correct Answer: A. 2.0 | 🧠 Clinical Rationale: NFHS-5 recorded a TFR of about 2.0, at replacement level. | ❌ Why Not Others? | B — 3.5: not the appropriate nursing action here | C — 4.5: not the appropriate nursing action here | D — 1.2: not the appropriate nursing action here | ⚠️ Exam Trap: Read the exact question — the correct fact and its look-alike options are easy to interchange. | 💎 PNC Pearl: 2.0 → NFHS-5 recorded a TFR of about , at replacement level</w:t>
       </w:r>
     </w:p>
     <w:p>
@@ -4129,7 +4129,7 @@
     </w:p>
     <w:p>
       <w:r>
-        <w:t>Solution: OPEC strengthens obstetric emergency preparedness.</w:t>
+        <w:t>Solution: ✅ Correct Answer: A. Obstetric Patient Emergency Care | 🧠 Clinical Rationale: OPEC strengthens obstetric emergency preparedness. | ❌ Why Not Others? | B — Outpatient Emergency Clinic: not the appropriate nursing action here | C — Operative Postpartum Emergency Care: not the appropriate nursing action here | D — Obstetric Prevention and Education Centre: not the appropriate nursing action here | ⚠️ Exam Trap: Don’t confuse "Obstetric Patient Emergency Care" with "Operative Postpartum Emergency Care" — they look alike and are easy to interchange. | 💎 PNC Pearl: Obstetric Patient Emergency Care → OPEC strengthens obstetric emergency preparedness</w:t>
       </w:r>
     </w:p>
     <w:p>
@@ -4174,7 +4174,7 @@
     </w:p>
     <w:p>
       <w:r>
-        <w:t>Solution: Nikshay Mitras adopt patients for holistic support.</w:t>
+        <w:t>Solution: ✅ Correct Answer: A. Community support (nutrition and livelihood) to TB patients | 🧠 Clinical Rationale: Nikshay Mitras adopt patients for holistic support. | ❌ Why Not Others? | B — Only medicines: not the appropriate nursing action here | C — Only tests: not the appropriate nursing action here | D — Only transport: not the appropriate nursing action here | ⚠️ Exam Trap: Read the exact question — the correct fact and its look-alike options are easy to interchange. | 💎 PNC Pearl: Community support (nutrition and livelihood) to TB patients → Nikshay Mitras adopt patients for holistic support</w:t>
       </w:r>
     </w:p>
     <w:p>
@@ -4219,7 +4219,7 @@
     </w:p>
     <w:p>
       <w:r>
-        <w:t>Solution: PPIUCD counselling promotes spacing after delivery.</w:t>
+        <w:t>Solution: ✅ Correct Answer: A. Postpartum contraception counselling | 🧠 Clinical Rationale: PPIUCD counselling promotes spacing after delivery. | ❌ Why Not Others? | B — Pre-procedure infection counselling: not the appropriate nursing action here | C — Primary patient information counselling: not the appropriate nursing action here | D — Postnatal immunization counselling: not the appropriate nursing action here | ⚠️ Exam Trap: Read the exact question — the correct fact and its look-alike options are easy to interchange. | 💎 PNC Pearl: Postpartum contraception counselling → PPIUCD counselling promotes spacing after delivery</w:t>
       </w:r>
     </w:p>
     <w:p>
@@ -4264,7 +4264,7 @@
     </w:p>
     <w:p>
       <w:r>
-        <w:t>Solution: FP services support birth spacing and limiting.</w:t>
+        <w:t>Solution: ✅ Correct Answer: A. Family Planning | 🧠 Clinical Rationale: FP services support birth spacing and limiting. | ❌ Why Not Others? | B — Fever Prevention: not the appropriate nursing action here | C — First Pregnancy: Delaying marriage beyond 18 and first pregnancy beyond 20 reduces maternal and infant risks. | D — Food Programme: not the appropriate nursing action here | ⚠️ Exam Trap: Read the exact question — the correct fact and its look-alike options are easy to interchange. | 💎 PNC Pearl: Family Planning → FP services support birth spacing and limiting</w:t>
       </w:r>
     </w:p>
     <w:p>
@@ -4309,7 +4309,7 @@
     </w:p>
     <w:p>
       <w:r>
-        <w:t>Solution: India's FP2020/2030 commitments expand contraceptive access and reduce unmet need.</w:t>
+        <w:t>Solution: ✅ Correct Answer: A. Increasing contraceptive use and reducing unmet need | 🧠 Clinical Rationale: India's FP2020/2030 commitments expand contraceptive access and reduce unmet need. | ❌ Why Not Others? | B — Banning contraceptives: not the appropriate nursing action here | C — Promoting only permanent methods: not the appropriate nursing action here | D — Reducing population growth to zero: not the appropriate nursing action here | ⚠️ Exam Trap: Read the exact question — the correct fact and its look-alike options are easy to interchange. | 💎 PNC Pearl: Increasing contraceptive use and reducing unmet need → India's FP2020/2030 commitments expand contraceptive access and reduce unmet need</w:t>
       </w:r>
     </w:p>
     <w:p>
@@ -4354,7 +4354,7 @@
     </w:p>
     <w:p>
       <w:r>
-        <w:t>Solution: MUAC (&lt;11.5 cm) screens for SAM in children.</w:t>
+        <w:t>Solution: ✅ Correct Answer: A. Mid-Upper Arm Circumference | 🧠 Clinical Rationale: MUAC (&lt;11.5 cm) screens for SAM in children. | ❌ Why Not Others? | B — Medical Upper Arm Check: not the appropriate nursing action here | C — Mid-Upper Abdomen Circumference: not the appropriate nursing action here | D — Multiple Upper Arm Count: not the appropriate nursing action here | ⚠️ Exam Trap: Don’t confuse "Mid-Upper Arm Circumference" with "Mid-Upper Abdomen Circumference" — they look alike and are easy to interchange. | 💎 PNC Pearl: Mid-Upper Arm Circumference → MUAC (&lt;11.5 cm) screens for SAM in children</w:t>
       </w:r>
     </w:p>
     <w:p>
@@ -4399,7 +4399,7 @@
     </w:p>
     <w:p>
       <w:r>
-        <w:t>Solution: ICDS began in 1975 as India's child nutrition programme.</w:t>
+        <w:t>Solution: ✅ Correct Answer: A. 1975 | 🧠 Clinical Rationale: ICDS began in 1975 as India's child nutrition programme. | ❌ Why Not Others? | B — 1990: V.P. Singh implemented Mandal in 1990. — an incorrect year | C — 2005: NRHM was launched in April 2005 to strengthen rural health services. — an incorrect year | D — 2013: NHM, combining NRHM and NUHM, was launched in 2013. — an incorrect year | ⚠️ Exam Trap: Never guess years — fix each year to its exact event before choosing. | 💎 PNC Pearl: 1975 → ICDS began in as India's child nutrition programme</w:t>
       </w:r>
     </w:p>
     <w:p>
@@ -4444,7 +4444,7 @@
     </w:p>
     <w:p>
       <w:r>
-        <w:t>Solution: ASHA incentives are linked to specific services like delivery and immunisation.</w:t>
+        <w:t>Solution: ✅ Correct Answer: A. Promoting institutional delivery, immunisation, and FP | 🧠 Clinical Rationale: ASHA incentives are linked to specific services like delivery and immunisation. | ❌ Why Not Others? | B — Only attending meetings: not the appropriate nursing action here | C — Only cleaning: not the appropriate nursing action here | D — Only record keeping: not the appropriate nursing action here | ⚠️ Exam Trap: Read the exact question — the correct fact and its look-alike options are easy to interchange. | 💎 PNC Pearl: Promoting institutional delivery, immunisation, and FP → ASHA incentives are linked to specific services like delivery and immunisation</w:t>
       </w:r>
     </w:p>
     <w:p>
@@ -4489,7 +4489,7 @@
     </w:p>
     <w:p>
       <w:r>
-        <w:t>Solution: Unsafe abortions cause haemorrhage and sepsis, a major cause of maternal mortality.</w:t>
+        <w:t>Solution: ✅ Correct Answer: A. Haemorrhage and sepsis | 🧠 Clinical Rationale: Unsafe abortions cause haemorrhage and sepsis, a major cause of maternal mortality. | ❌ Why Not Others? | B — Anaesthesia: Birth trauma, episiotomy pain, and epidurals impair bladder sensation; monitor voiding closely. | C — Hypertension: Chronic hypertension causes most spontaneous intracerebral bleeds. | D — Diabetes: Epidemic-prone diseases are communicable (cholera, dengue, measles, JE); diabetes is an NCD. | ⚠️ Exam Trap: Read the exact question — the correct fact and its look-alike options are easy to interchange. | 💎 PNC Pearl: Haemorrhage and sepsis → Unsafe abortions cause , a major cause of maternal mortality</w:t>
       </w:r>
     </w:p>
     <w:p>
@@ -4534,7 +4534,7 @@
     </w:p>
     <w:p>
       <w:r>
-        <w:t>Solution: MDSR reviews each maternal death to prevent future occurrences.</w:t>
+        <w:t>Solution: ✅ Correct Answer: A. Identify and respond to every maternal death | 🧠 Clinical Rationale: MDSR reviews each maternal death to prevent future occurrences. | ❌ Why Not Others? | B — Only count deaths: not the appropriate nursing action here | C — Only burial: not the appropriate nursing action here | D — Only reporting: not the appropriate nursing action here | ⚠️ Exam Trap: Read the exact question — the correct fact and its look-alike options are easy to interchange. | 💎 PNC Pearl: Identify and respond to every maternal death → MDSR reviews each maternal death to prevent future occurrences</w:t>
       </w:r>
     </w:p>
     <w:p>
@@ -4579,7 +4579,7 @@
     </w:p>
     <w:p>
       <w:r>
-        <w:t>Solution: PMGKAY gave additional free rations during the pandemic.</w:t>
+        <w:t>Solution: ✅ Correct Answer: A. Extra free food grains beyond NFSA | 🧠 Clinical Rationale: PMGKAY gave additional free rations during the pandemic. | ❌ Why Not Others? | B — Only cash: not the appropriate nursing action here | C — Only vaccines: not the appropriate nursing action here | D — Only loans: not the appropriate nursing action here | ⚠️ Exam Trap: Read the exact question — the correct fact and its look-alike options are easy to interchange. | 💎 PNC Pearl: Extra free food grains beyond NFSA → PMGKAY gave additional free rations during the pandemic</w:t>
       </w:r>
     </w:p>
     <w:p>
@@ -4624,7 +4624,7 @@
     </w:p>
     <w:p>
       <w:r>
-        <w:t>Solution: RMNCH+A adds the adolescent component to maternal-newborn-child health.</w:t>
+        <w:t>Solution: ✅ Correct Answer: A. Adolescent health | 🧠 Clinical Rationale: RMNCH+A adds the adolescent component to maternal-newborn-child health. | ❌ Why Not Others? | B — Adult health: not the appropriate nursing action here | C — Anaemia only: not the appropriate nursing action here | D — Antenatal care: ANC is the care given during pregnancy. | ⚠️ Exam Trap: Read the exact question — the correct fact and its look-alike options are easy to interchange. | 💎 PNC Pearl: Adolescent health → RMNCH+A adds the adolescent component to maternal-newborn-child health</w:t>
       </w:r>
     </w:p>
     <w:p>
@@ -4669,7 +4669,7 @@
     </w:p>
     <w:p>
       <w:r>
-        <w:t>Solution: Nutrition Rehabilitation Centres in Rajasthan treat SAM children.</w:t>
+        <w:t>Solution: ✅ Correct Answer: A. Severely malnourished children | 🧠 Clinical Rationale: Nutrition Rehabilitation Centres in Rajasthan treat SAM children. | ❌ Why Not Others? | B — Only adults: not the appropriate nursing action here | C — Only pregnant women: not the appropriate nursing action here | D — Only the elderly: not the appropriate nursing action here | ⚠️ Exam Trap: Read the exact question — the correct fact and its look-alike options are easy to interchange. | 💎 PNC Pearl: Severely malnourished children → Nutrition Rehabilitation Centres in Rajasthan treat SAM children</w:t>
       </w:r>
     </w:p>
     <w:p>
@@ -4714,7 +4714,7 @@
     </w:p>
     <w:p>
       <w:r>
-        <w:t>Solution: The 2020 package provided food and cash relief.</w:t>
+        <w:t>Solution: ✅ Correct Answer: A. Free food grains and cash transfers | 🧠 Clinical Rationale: The 2020 package provided food and cash relief. | ❌ Why Not Others? | B — Only vaccines: not the appropriate nursing action here | C — Only loans: not the appropriate nursing action here | D — Only housing: not the appropriate nursing action here | ⚠️ Exam Trap: Read the exact question — the correct fact and its look-alike options are easy to interchange. | 💎 PNC Pearl: Free food grains and cash transfers → The 2020 package provided food and cash relief</w:t>
       </w:r>
     </w:p>
     <w:p>
@@ -4759,7 +4759,7 @@
     </w:p>
     <w:p>
       <w:r>
-        <w:t>Solution: Hydrogen (atomic number 1) is the lightest element.</w:t>
+        <w:t>Solution: ⚠ MULTIPLE MATCHES: ✅ Correct Answer: A. Hydrogen | 🧠 Explanation: Hydrogen (atomic number 1) is the lightest element. | ❌ Why Not Others? | B — Helium: Is light and non-flammable. | C — Oxygen: (~46%) and silicon (~28%) dominate the crust. | D — Nitrogen: Makes up about 78% of the atmosphere. | ⚠️ Exam Trap: Read the exact question — the correct fact and its look-alike options are easy to interchange. | 💎 PNC GK Pearl: Hydrogen → (atomic number 1) is the lightest element || ✅ Correct Answer: A. Hydrogen | 🧠 Explanation: Hydrogen is the lightest element. | ❌ Why Not Others? | B — Helium: Is light and non-flammable. | C — Nitrogen: Makes up about 78% of the atmosphere. | D — Oxygen: (~46%) and silicon (~28%) dominate the crust. | ⚠️ Exam Trap: Read the exact question — the correct fact and its look-alike options are easy to interchange. | 💎 PNC GK Pearl: Hydrogen → the lightest element</w:t>
       </w:r>
     </w:p>
     <w:p>
@@ -4804,7 +4804,7 @@
     </w:p>
     <w:p>
       <w:r>
-        <w:t>Solution: The INC's first session was held in Bombay in 1885.</w:t>
+        <w:t>Solution: ✅ Correct Answer: A. Bombay | 🧠 Explanation: The INC's first session was held in Bombay in 1885. | ❌ Why Not Others? | B — Calcutta: not the first session | C — Delhi: not the first session | D — Madras: not the first session | ⚠️ Exam Trap: Read the exact question — the correct fact and its look-alike options are easy to interchange. | 💎 PNC GK Pearl: Bombay = the first session</w:t>
       </w:r>
     </w:p>
     <w:p>
@@ -4849,7 +4849,7 @@
     </w:p>
     <w:p>
       <w:r>
-        <w:t>Solution: Sawai Pratap Singh built Hawa Mahal in 1799.</w:t>
+        <w:t>Solution: ✅ Correct Answer: A. Maharaja Sawai Pratap Singh | 🧠 Clinical Rationale: Sawai Pratap Singh built Hawa Mahal in 1799. | ❌ Why Not Others? | B — Raja Man Singh: did not build the 'Hawa Mahal' | C — Jai Singh II: Built astronomical observatories, including Jaipur's. — did not build the 'Hawa Mahal' | D — Rana Kumbha: Rana Kumbha = Mewar — did not build the 'Hawa Mahal' | ⚠️ Exam Trap: Read the exact question — the correct fact and its look-alike options are easy to interchange. | 💎 PNC Pearl: Maharaja Sawai Pratap Singh built the 'Hawa Mahal'</w:t>
       </w:r>
     </w:p>
     <w:p>
@@ -4894,7 +4894,7 @@
     </w:p>
     <w:p>
       <w:r>
-        <w:t>Solution: pH 7 is neutral at 25°C.</w:t>
+        <w:t>Solution: ⚠ MULTIPLE MATCHES: ✅ Correct Answer: A. 7 | 🧠 Explanation: pH 7 is neutral at 25°C. | ❌ Why Not Others? | B — 0: not the correct fact here | C — 14: not the correct fact here | D — 1: not the correct fact here | ⚠️ Exam Trap: Read the exact question — the correct fact and its look-alike options are easy to interchange. | 💎 PNC GK Pearl: 7 → pH is neutral at 25°C || ✅ Correct Answer: A. 7 | 🧠 Explanation: pH 7 is neutral; below 7 acidic, above 7 basic. | ❌ Why Not Others? | B — 0: not the correct fact here | C — 14: not the correct fact here | D — 1: not the correct fact here | ⚠️ Exam Trap: Read the exact question — the correct fact and its look-alike options are easy to interchange. | 💎 PNC GK Pearl: 7 → pH is neutral; below acidic, above basic</w:t>
       </w:r>
     </w:p>
     <w:p>
@@ -4939,7 +4939,7 @@
     </w:p>
     <w:p>
       <w:r>
-        <w:t>Solution: NDHM was renamed Ayushman Bharat Digital Mission.</w:t>
+        <w:t>Solution: ✅ Correct Answer: A. Ayushman Bharat Digital Mission | 📰 Why: NDHM was renamed Ayushman Bharat Digital Mission. | ❌ Why Not Others? | B — Digital India Health: not the correct fact here | C — e-Health Mission: not the correct fact here | D — Smart Health Mission: not the correct fact here | ⚠️ Exam Trap: Read the exact question — the correct fact and its look-alike options are easy to interchange. | 💎 PNC CA Pearl: Ayushman Bharat Digital Mission → NDHM was renamed</w:t>
       </w:r>
     </w:p>
     <w:p>
@@ -4984,7 +4984,7 @@
     </w:p>
     <w:p>
       <w:r>
-        <w:t>Solution: The Thar Link Express connects Jodhpur to Karachi via Munabao (Barmer).</w:t>
+        <w:t>Solution: ✅ Correct Answer: A. Jodhpur and Karachi (via Munabao) | 🧠 Explanation: The Thar Link Express connects Jodhpur to Karachi via Munabao (Barmer). | ❌ Why Not Others? | B — Jaipur and Lahore: not the correct fact here | C — Bikaner and Multan: not the correct fact here | D — Ajmer and Peshawar: not the correct fact here | ⚠️ Exam Trap: Read the exact question — the correct fact and its look-alike options are easy to interchange. | 💎 PNC GK Pearl: Jodhpur and Karachi (via Munabao) → The Thar Link Express connects Jodhpur to Karachi via Munabao (Barmer)</w:t>
       </w:r>
     </w:p>
     <w:p>
@@ -5029,7 +5029,7 @@
     </w:p>
     <w:p>
       <w:r>
-        <w:t>Solution: Parliament has two houses and the President.</w:t>
+        <w:t>Solution: ✅ Correct Answer: A. Lok Sabha, Rajya Sabha, and the President | 🧠 Clinical Rationale: Parliament has two houses and the President. | ❌ Why Not Others? | B — Only Lok Sabha: not the appropriate nursing action here | C — Only Rajya Sabha: not the appropriate nursing action here | D — The PM and Cabinet: not the appropriate nursing action here | ⚠️ Exam Trap: Don’t confuse "Lok Sabha, Rajya Sabha, and the President" with "Only Lok Sabha" — they look alike and are easy to interchange. | 💎 PNC Pearl: Lok Sabha, Rajya Sabha, and the President → Parliament has two houses and the President</w:t>
       </w:r>
     </w:p>
     <w:p>
@@ -5074,7 +5074,7 @@
     </w:p>
     <w:p>
       <w:r>
-        <w:t>Solution: Gandhi Sagar is on the Chambal in MP/Rajasthan border area.</w:t>
+        <w:t>Solution: ✅ Correct Answer: A. Chambal river | 🧠 Clinical Rationale: Gandhi Sagar is on the Chambal in MP/Rajasthan border area. | ❌ Why Not Others? | B — Luni river: not the appropriate nursing action here | C — Banas river: not the appropriate nursing action here | D — Ghaggar: not the appropriate nursing action here | ⚠️ Exam Trap: Read the exact question — the correct fact and its look-alike options are easy to interchange. | 💎 PNC Pearl: Chambal river → Gandhi Sagar is on the Chambal in MP/Rajasthan border area</w:t>
       </w:r>
     </w:p>
     <w:p>
@@ -5119,7 +5119,7 @@
     </w:p>
     <w:p>
       <w:r>
-        <w:t>Solution: The Yamuna does not originate in Rajasthan; Luni, Banas, and Sabarmati do.</w:t>
+        <w:t>Solution: ✅ Correct Answer: A. Yamuna | 🧠 Explanation: The Yamuna does not originate in Rajasthan; Luni, Banas, and Sabarmati do. | ❌ Why Not Others? | B — Luni: a true statement, but the question asks for the INCORRECT one | C — Banas: a true statement, but the question asks for the INCORRECT one | D — Sabarmati: a true statement, but the question asks for the INCORRECT one | ⚠️ Exam Trap: This question asks for the INCORRECT/odd one out — do not pick the true statements. | 💎 PNC GK Pearl: Yamuna → does not originate in Rajasthan; Luni, Banas, and Sabarmati do</w:t>
       </w:r>
     </w:p>
     <w:p>
@@ -5164,7 +5164,7 @@
     </w:p>
     <w:p>
       <w:r>
-        <w:t>Solution: INCOIS issues tsunami advisories and ocean forecasts.</w:t>
+        <w:t>Solution: ✅ Correct Answer: A. Ocean information and tsunami early warning | 📰 Why: INCOIS issues tsunami advisories and ocean forecasts. | ❌ Why Not Others? | B — Space research: not the correct fact here | C — Nuclear energy: not the correct fact here | D — Weather satellites: not the correct fact here | ⚠️ Exam Trap: Read the exact question — the correct fact and its look-alike options are easy to interchange. | 💎 PNC CA Pearl: Ocean information and tsunami early warning → INCOIS issues tsunami advisories and ocean forecasts</w:t>
       </w:r>
     </w:p>
     <w:p>
@@ -5209,7 +5209,7 @@
     </w:p>
     <w:p>
       <w:r>
-        <w:t>Solution: Dungarpur is a tribal district of southern Rajasthan.</w:t>
+        <w:t>Solution: ✅ Correct Answer: A. Tribal culture and the Som river | 🧠 Explanation: Dungarpur is a tribal district of southern Rajasthan. | ❌ Why Not Others? | B — Desert dunes: not the correct fact here | C — Salt lakes: not the correct fact here | D — Camel fairs: not the correct fact here | ⚠️ Exam Trap: Read the exact question — the correct fact and its look-alike options are easy to interchange. | 💎 PNC GK Pearl: Tribal culture and the Som river → Dungarpur is a tribal district of southern Rajasthan</w:t>
       </w:r>
     </w:p>
     <w:p>
@@ -5254,7 +5254,7 @@
     </w:p>
     <w:p>
       <w:r>
-        <w:t>Solution: Voltage is measured in volts.</w:t>
+        <w:t>Solution: ✅ Correct Answer: A. Volt | 🧠 Explanation: Voltage is measured in volts. | ❌ Why Not Others? | B — Ampere: Current is measured in amperes (A). — not the unit of electric potential difference | C — Ohm: Resistance is measured in ohms. — not the unit of electric potential difference | D — Watt: Power is measured in watts (J/s). — not the unit of electric potential difference | ⚠️ Exam Trap: Match each unit to its exact quantity — units of related quantities are the classic trap. | 💎 PNC GK Pearl: Volt = unit of electric potential difference</w:t>
       </w:r>
     </w:p>
     <w:p>
@@ -5299,7 +5299,7 @@
     </w:p>
     <w:p>
       <w:r>
-        <w:t>Solution: Kesavananda Bharati established that Parliament cannot alter the basic structure.</w:t>
+        <w:t>Solution: ✅ Correct Answer: A. Kesavananda Bharati case (1973) | 🧠 Explanation: Kesavananda Bharati established that Parliament cannot alter the basic structure. | ❌ Why Not Others? | B — A.K. Gopalan case: not the correct fact here | C — Golak Nath case: not the correct fact here | D — Minerva Mills case: not the correct fact here | ⚠️ Exam Trap: Read the exact question — the correct fact and its look-alike options are easy to interchange. | 💎 PNC GK Pearl: Kesavananda Bharati case (1973) → Kesavananda Bharati established that Parliament cannot alter the basic structure</w:t>
       </w:r>
     </w:p>
     <w:p>
@@ -5344,7 +5344,7 @@
     </w:p>
     <w:p>
       <w:r>
-        <w:t>Solution: The Rajasthan Canal was renamed the Indira Gandhi Canal in 1984.</w:t>
+        <w:t>Solution: ✅ Correct Answer: A. Rajasthan Canal | 🧠 Explanation: The Rajasthan Canal was renamed the Indira Gandhi Canal in 1984. | ❌ Why Not Others? | B — Sutlej Canal: not the correct fact here | C — Ganga Canal: not the correct fact here | D — Chambal Canal: not the correct fact here | ⚠️ Exam Trap: Read the exact question — the correct fact and its look-alike options are easy to interchange. | 💎 PNC GK Pearl: Rajasthan Canal → renamed the Indira Gandhi Canal in 1984</w:t>
       </w:r>
     </w:p>
     <w:p>
@@ -5389,7 +5389,7 @@
     </w:p>
     <w:p>
       <w:r>
-        <w:t>Solution: The first Vande Bharat sleeper ran between Mumbai and Ahmedabad.</w:t>
+        <w:t>Solution: ✅ Correct Answer: A. Mumbai-Ahmedabad | 📰 Why: The first Vande Bharat sleeper ran between Mumbai and Ahmedabad. | ❌ Why Not Others? | B — Delhi-Howrah: not the first introduced | C — Delhi-Jammu: not the first introduced | D — Chennai-Coimbatore: not the first introduced | ⚠️ Exam Trap: Read the exact question — the correct fact and its look-alike options are easy to interchange. | 💎 PNC CA Pearl: Mumbai-Ahmedabad = the first introduced</w:t>
       </w:r>
     </w:p>
     <w:p>
@@ -5434,7 +5434,7 @@
     </w:p>
     <w:p>
       <w:r>
-        <w:t>Solution: 'History' is the noun for the patient record.</w:t>
+        <w:t>Solution: ✅ Correct Answer: A. history | 🧠 Grammar Rule: 'History' is the noun for the patient record. | ❌ Why Not Others? | B — historic: not the correct answer here | C — historical: not the correct answer here | D — historian: not the correct answer here | ⚠️ Exam Trap: Read the exact question — the correct fact and its look-alike options are easy to interchange. | 📌 Rule to Remember: history → the noun for the patient record</w:t>
       </w:r>
     </w:p>
     <w:p>
@@ -5479,7 +5479,7 @@
     </w:p>
     <w:p>
       <w:r>
-        <w:t>Solution: 'Accommodation' has double c and double m.</w:t>
+        <w:t>Solution: ✅ Correct Answer: A. Accommodation | 🧠 Grammar Rule: 'Accommodation' has double c and double m. | ❌ Why Not Others? | B — Acommodation: not the correct answer here | C — Accomodation: not the correct answer here | D — Acomodation: not the correct answer here | ⚠️ Exam Trap: Read the exact question — the correct fact and its look-alike options are easy to interchange. | 📌 Rule to Remember: Accommodation → has double c and double m</w:t>
       </w:r>
     </w:p>
     <w:p>
@@ -5524,7 +5524,7 @@
     </w:p>
     <w:p>
       <w:r>
-        <w:t>Solution: 'Analysis' (Greek) forms 'analyses'.</w:t>
+        <w:t>Solution: ✅ Correct Answer: A. Analyses | 🧠 Grammar Rule: 'Analysis' (Greek) forms 'analyses'. | ❌ Why Not Others? | B — Analysises: not the correct answer here | C — Analysies: not the correct answer here | D — Analysi: not the correct answer here | ⚠️ Exam Trap: Read the exact question — the correct fact and its look-alike options are easy to interchange. | 📌 Rule to Remember: Analyses → Analysis' (Greek) forms ' '</w:t>
       </w:r>
     </w:p>
     <w:p>
@@ -5569,7 +5569,7 @@
     </w:p>
     <w:p>
       <w:r>
-        <w:t>Solution: 'ऊपर' संबंधबोधक है जो संज्ञा का संबंध दर्शाता है।</w:t>
+        <w:t>Solution: ✅ Correct Answer: A. संबंधबोधक (परसर्ग) | 🧠 Grammar Rule: 'ऊपर' संबंधबोधक है जो संज्ञा का संबंध दर्शाता है। | ❌ Why Not Others? | B — विशेषण: 'सुंदर' विशेषण है जो संज्ञा की विशेषता बताता है। | C — सर्वनाम: ये सर्वनाम हैं जो संज्ञा के स्थान पर प्रयुक्त होते हैं। | D — क्रिया: 'दौड़ना' एक क्रिया है। | ⚠️ Exam Trap: Read the exact question — the correct fact and its look-alike options are easy to interchange. | 📌 Rule to Remember: संबंधबोधक (परसर्ग) → ऊपर' संबंधबोधक है जो संज्ञा का संबंध दर्शाता है।</w:t>
       </w:r>
     </w:p>
     <w:p>
@@ -5614,7 +5614,7 @@
     </w:p>
     <w:p>
       <w:r>
-        <w:t>Solution: sing-sang-sung.</w:t>
+        <w:t>Solution: ✅ Correct Answer: A. Sung | 🧠 Grammar Rule: sing-sang-sung. | ❌ Why Not Others? | B — Sang: An adverb ('well') modifies the verb 'sang'; 'good' is an adjective. | C — Singed: not the correct answer here | D — Sanged: not the correct answer here | ⚠️ Exam Trap: Read the exact question — the correct fact and its look-alike options are easy to interchange. | 📌 Rule to Remember: Sung → sing-sang-</w:t>
       </w:r>
     </w:p>
     <w:p>
@@ -5659,7 +5659,7 @@
     </w:p>
     <w:p>
       <w:r>
-        <w:t>Solution: 'पानी' का पर्यायवाची 'जल' है।</w:t>
+        <w:t>Solution: ✅ Correct Answer: A. जल | 🧠 Grammar Rule: 'पानी' का पर्यायवाची 'जल' है। | ❌ Why Not Others? | B — अग्नि: not the correct answer here | C — वायु: 'पवन' का पर्यायवाची 'वायु' है। | D — पृथ्वी: 'भू' का अर्थ पृथ्वी है। | ⚠️ Exam Trap: Read the exact question — the correct fact and its look-alike options are easy to interchange. | 📌 Rule to Remember: जल → पानी' का पर्यायवाची ' ' है।</w:t>
       </w:r>
     </w:p>
     <w:p>
@@ -5704,7 +5704,7 @@
     </w:p>
     <w:p>
       <w:r>
-        <w:t>Solution: 'Angry at' a thing or situation; 'angry with' a person.</w:t>
+        <w:t>Solution: ✅ Correct Answer: A. at | 🧠 Grammar Rule: 'Angry at' a thing or situation; 'angry with' a person. | ❌ Why Not Others? | B — with: 'Familiar with' is correct. | C — on: 'On' indicates the surface of the table. | D — of: We say 'accused of' an offence. | ⚠️ Exam Trap: Read the exact question — the correct fact and its look-alike options are easy to interchange. | 📌 Rule to Remember: at → Angry ' a thing or situation; 'angry with' a person</w:t>
       </w:r>
     </w:p>
     <w:p>
@@ -5749,7 +5749,7 @@
     </w:p>
     <w:p>
       <w:r>
-        <w:t>Solution: संविधान के अनुच्छेद 343 के अनुसार हिंदी संघ की राजभाषा है।</w:t>
+        <w:t>Solution: ✅ Correct Answer: A. राजभाषा | 🧠 Grammar Rule: संविधान के अनुच्छेद 343 के अनुसार हिंदी संघ की राजभाषा है। | ❌ Why Not Others? | B — राष्ट्रभाषा नहीं (संविधान में राजभाषा): not the correct answer here | C — विदेशी भाषा: not the correct answer here | D — क्षेत्रीय भाषा: not the correct answer here | ⚠️ Exam Trap: Don’t confuse "राजभाषा" with "राष्ट्रभाषा नहीं (संविधान में राजभाषा)" — they look alike and are easy to interchange. | 📌 Rule to Remember: राजभाषा → संविधान के अनुच्छेद 343 के अनुसार हिंदी संघ की है।</w:t>
       </w:r>
     </w:p>
     <w:p>
@@ -5794,7 +5794,7 @@
     </w:p>
     <w:p>
       <w:r>
-        <w:t>Solution: 'Beautifully' modifies the verb 'sings', so it is an adverb.</w:t>
+        <w:t>Solution: ✅ Correct Answer: A. Adverb | 🧠 Grammar Rule: 'Beautifully' modifies the verb 'sings', so it is an adverb. | ❌ Why Not Others? | B — Adjective: 'Red' describes the noun 'car', so it is an adjective. | C — Noun: 'Honesty' names a quality, so it is an abstract noun. | D — Verb: not the correct answer here | ⚠️ Exam Trap: Don’t confuse "Adverb" with "Verb" — they look alike and are easy to interchange. | 📌 Rule to Remember: 'Beautifully' modifies the verb 'sings', so it is an adverb.</w:t>
       </w:r>
     </w:p>
     <w:p>
@@ -5839,7 +5839,7 @@
     </w:p>
     <w:p>
       <w:r>
-        <w:t>Solution: An adverb 'fluently' modifies the verb.</w:t>
+        <w:t>Solution: ✅ Correct Answer: A. fluently | 🧠 Grammar Rule: An adverb 'fluently' modifies the verb. | ❌ Why Not Others? | B — fluent: Eloquent means articulate and expressive. | C — fluency: not the correct answer here | D — fluents: not the correct answer here | ⚠️ Exam Trap: Don’t confuse "fluently" with "fluent" — they look alike and are easy to interchange. | 📌 Rule to Remember: fluently → An adverb ' ' modifies the verb</w:t>
       </w:r>
     </w:p>
     <w:p>
@@ -5884,7 +5884,7 @@
     </w:p>
     <w:p>
       <w:r>
-        <w:t>Solution: 'सास' का पुल्लिंग 'ससुर' है।</w:t>
+        <w:t>Solution: ✅ Correct Answer: A. ससुर | 🧠 Grammar Rule: 'सास' का पुल्लिंग 'ससुर' है। | ❌ Why Not Others? | B — पिता: not the correct answer here | C — दादा: not the correct answer here | D — चाचा: not the correct answer here | ⚠️ Exam Trap: Read the exact question — the correct fact and its look-alike options are easy to interchange. | 📌 Rule to Remember: ससुर → सास' का पुल्लिंग ' ' है।</w:t>
       </w:r>
     </w:p>
     <w:p>
@@ -5929,7 +5929,7 @@
     </w:p>
     <w:p>
       <w:r>
-        <w:t>Solution: 'में/पर' स्थानवाची विभक्ति अधिकरण कारक है।</w:t>
+        <w:t>Solution: ✅ Correct Answer: A. अधिकरण कारक | 🧠 Grammar Rule: 'में/पर' स्थानवाची विभक्ति अधिकरण कारक है। | ❌ Why Not Others? | B — कर्म कारक: क्रिया का फल जिस पर पड़े वह कर्म कारक ('को' गर्भित)। | C — करण कारक: 'से' (साधन) करण कारक है। | D — संप्रदान: not the correct answer here | ⚠️ Exam Trap: Don’t confuse "अधिकरण कारक" with "करण कारक" — they look alike and are easy to interchange. | 📌 Rule to Remember: अधिकरण कारक → में/पर' स्थानवाची विभक्ति है।</w:t>
       </w:r>
     </w:p>
     <w:p>
@@ -5974,7 +5974,7 @@
     </w:p>
     <w:p>
       <w:r>
-        <w:t>Solution: रति का स्थायी भाव शृंगार रस है।</w:t>
+        <w:t>Solution: ✅ Correct Answer: A. शृंगार रस | 🧠 Grammar Rule: रति का स्थायी भाव शृंगार रस है। | ❌ Why Not Others? | B — हास्य रस: not the correct answer here | C — वीर रस: उत्साह का स्थायी भाव वीर रस है। | D — करुण रस: शोक का स्थायी भाव करुण रस है। | ⚠️ Exam Trap: Read the exact question — the correct fact and its look-alike options are easy to interchange. | 📌 Rule to Remember: शृंगार रस → रति का स्थायी भाव है।</w:t>
       </w:r>
     </w:p>
     <w:p>
@@ -6019,7 +6019,7 @@
     </w:p>
     <w:p>
       <w:r>
-        <w:t>Solution: दीर्घ संधि: 'अ' + 'आ' = 'आ', अतः 'हिमालय'।</w:t>
+        <w:t>Solution: ✅ Correct Answer: A. हिमालय | 🧠 Grammar Rule: दीर्घ संधि: 'अ' + 'आ' = 'आ', अतः 'हिमालय'। | ❌ Why Not Others? | B — हिमयालय: not the correct answer here | C — हिमअलय: not the correct answer here | D — हिमाआलय: not the correct answer here | ⚠️ Exam Trap: Read the exact question — the correct fact and its look-alike options are easy to interchange. | 📌 Rule to Remember: हिमालय → दीर्घ संधि: 'अ' + 'आ' = 'आ', अतः ' '।</w:t>
       </w:r>
     </w:p>
     <w:p>
@@ -6064,7 +6064,7 @@
     </w:p>
     <w:p>
       <w:r>
-        <w:t>Solution: With 'neither...nor', the verb agrees with the nearer subject (nurses).</w:t>
+        <w:t>Solution: ✅ Correct Answer: A. were | 🧠 Grammar Rule: With 'neither...nor', the verb agrees with the nearer subject (nurses). | ❌ Why Not Others? | B — was: When the committee acts as one body, the singular verb 'was' is used. | C — is: The committee acts as one unit here, so singular. | D — be: The subjunctive 'be' follows 'suggest that'. | ⚠️ Exam Trap: Read the exact question — the correct fact and its look-alike options are easy to interchange. | 📌 Rule to Remember: were → With 'neither...nor', the verb agrees with the nearer subject (nurses)</w:t>
       </w:r>
     </w:p>
     <w:p>
@@ -6109,7 +6109,7 @@
     </w:p>
     <w:p>
       <w:r>
-        <w:t>Solution: Conflicts require manual resolution when changes overlap.</w:t>
+        <w:t>Solution: ✅ Correct Answer: A. Edits to the same lines clash between branches | 🧠 Explanation: Conflicts require manual resolution when changes overlap. | ❌ Why Not Others? | B — The computer is slow: not the correct option here | C — The internet is down: not the correct option here | D — Files are too large: not the correct option here | ⚠️ Exam Trap: Read the exact question — the correct fact and its look-alike options are easy to interchange. | 💎 PNC Pearl: Edits to the same lines clash between branches → Conflicts require manual resolution when changes overlap</w:t>
       </w:r>
     </w:p>
     <w:p>
@@ -6154,7 +6154,7 @@
     </w:p>
     <w:p>
       <w:r>
-        <w:t>Solution: Rails is a Ruby web framework.</w:t>
+        <w:t>Solution: ✅ Correct Answer: A. Ruby | 🧠 Explanation: Rails is a Ruby web framework. | ❌ Why Not Others? | B — Python: Django is a high-level Python web framework. | C — Java: Spring is a popular Java application framework. | D — Go: not the correct option here | ⚠️ Exam Trap: Read the exact question — the correct fact and its look-alike options are easy to interchange. | 💎 PNC Pearl: Ruby → Rails is a web framework</w:t>
       </w:r>
     </w:p>
     <w:p>
@@ -6199,7 +6199,7 @@
     </w:p>
     <w:p>
       <w:r>
-        <w:t>Solution: Indexes reduce the search cost for queries.</w:t>
+        <w:t>Solution: ✅ Correct Answer: A. Speed up data retrieval | 🧠 Explanation: Indexes reduce the search cost for queries. | ❌ Why Not Others? | B — Store images: not the correct option here | C — Format text: not the correct option here | D — Print reports: not the correct option here | ⚠️ Exam Trap: Read the exact question — the correct fact and its look-alike options are easy to interchange. | 💎 PNC Pearl: Speed up data retrieval → Indexes reduce the search cost for queries</w:t>
       </w:r>
     </w:p>
     <w:p>
@@ -6244,7 +6244,7 @@
     </w:p>
     <w:p>
       <w:r>
-        <w:t>Solution: netstat displays active network connections.</w:t>
+        <w:t>Solution: ✅ Correct Answer: A. Network connections and ports | 🧠 Explanation: netstat displays active network connections. | ❌ Why Not Others? | B — Disk space: Disk Cleanup removes temporary and junk files. | C — CPU usage: not the correct option here | D — Installed programs: not the correct option here | ⚠️ Exam Trap: Read the exact question — the correct fact and its look-alike options are easy to interchange. | 💎 PNC Pearl: Network connections and ports → netstat displays active network connections</w:t>
       </w:r>
     </w:p>
     <w:p>
@@ -6289,7 +6289,7 @@
     </w:p>
     <w:p>
       <w:r>
-        <w:t>Solution: 'format' prepares a disk with a file system.</w:t>
+        <w:t>Solution: ✅ Correct Answer: A. Formats a disk | 🧠 Explanation: 'format' prepares a disk with a file system. | ❌ Why Not Others? | B — Checks spelling: not the correct option here | C — Copies data: not the correct option here | D — Prints: not the correct option here | ⚠️ Exam Trap: Read the exact question — the correct fact and its look-alike options are easy to interchange. | 💎 PNC Pearl: Formats a disk → format' prepares a disk with a file system</w:t>
       </w:r>
     </w:p>
     <w:p>
@@ -6334,7 +6334,7 @@
     </w:p>
     <w:p>
       <w:r>
-        <w:t>Solution: Serverless (FaaS) scales automatically; the provider manages infrastructure.</w:t>
+        <w:t>Solution: ✅ Correct Answer: A. Running code without managing servers | 🧠 Explanation: Serverless (FaaS) scales automatically; the provider manages infrastructure. | ❌ Why Not Others? | B — No computers: not the correct option here | C — Only mainframes: not the correct option here | D — No internet: not the correct option here | ⚠️ Exam Trap: Read the exact question — the correct fact and its look-alike options are easy to interchange. | 💎 PNC Pearl: Running code without managing servers → Serverless (FaaS) scales automatically; the provider manages infrastructure</w:t>
       </w:r>
     </w:p>
     <w:p>
@@ -6379,7 +6379,7 @@
     </w:p>
     <w:p>
       <w:r>
-        <w:t>Solution: IOPS gauges storage performance for random access.</w:t>
+        <w:t>Solution: ✅ Correct Answer: A. Input/output operations per second | 🧠 Explanation: IOPS gauges storage performance for random access. | ❌ Why Not Others? | B — Internet speed: not the correct option here | C — Screen brightness: not the correct option here | D — Power draw: not the correct option here | ⚠️ Exam Trap: Read the exact question — the correct fact and its look-alike options are easy to interchange. | 💎 PNC Pearl: Input/output operations per second → IOPS gauges storage performance for random access</w:t>
       </w:r>
     </w:p>
     <w:p>
@@ -6424,7 +6424,7 @@
     </w:p>
     <w:p>
       <w:r>
-        <w:t>Solution: Supervised models learn from input-output pairs.</w:t>
+        <w:t>Solution: ✅ Correct Answer: A. Labelled training data | 🧠 Explanation: Supervised models learn from input-output pairs. | ❌ Why Not Others? | B — No data: not the correct option here | C — Only unlabelled data: not the correct option here | D — A printer: not the correct option here | ⚠️ Exam Trap: Read the exact question — the correct fact and its look-alike options are easy to interchange. | 💎 PNC Pearl: Labelled training data → Supervised models learn from input-output pairs</w:t>
       </w:r>
     </w:p>
     <w:p>
@@ -6469,7 +6469,7 @@
     </w:p>
     <w:p>
       <w:r>
-        <w:t>Solution: SANs present raw blocks; NAS serves files.</w:t>
+        <w:t>Solution: ✅ Correct Answer: A. Provides block-level storage over a network | 🧠 Explanation: SANs present raw blocks; NAS serves files. | ❌ Why Not Others? | B — Is slower always: not the correct option here | C — Stores only videos: not the correct option here | D — Cannot be networked: not the correct option here | ⚠️ Exam Trap: Read the exact question — the correct fact and its look-alike options are easy to interchange. | 💎 PNC Pearl: Provides block-level storage over a network → SANs present raw blocks; NAS serves files</w:t>
       </w:r>
     </w:p>
     <w:p>
@@ -6514,7 +6514,7 @@
     </w:p>
     <w:p>
       <w:r>
-        <w:t>Solution: Models fit parameters to the training data.</w:t>
+        <w:t>Solution: ✅ Correct Answer: A. Teach the model patterns | 🧠 Explanation: Models fit parameters to the training data. | ❌ Why Not Others? | B — Print reports: not the correct option here | C — Delete files: del removes files from the command prompt. | D — Format disks: not the correct option here | ⚠️ Exam Trap: Read the exact question — the correct fact and its look-alike options are easy to interchange. | 💎 PNC Pearl: Teach the model patterns → Models fit parameters to the training data</w:t>
       </w:r>
     </w:p>
     <w:p>
@@ -6559,7 +6559,7 @@
     </w:p>
     <w:p>
       <w:r>
-        <w:t>Solution: Screen savers display when the computer is inactive.</w:t>
+        <w:t>Solution: ✅ Correct Answer: A. A moving image shown when the system is idle | 🧠 Explanation: Screen savers display when the computer is inactive. | ❌ Why Not Others? | B — A virus: not the correct option here | C — A wallpaper: not the correct option here | D — A theme: not the correct option here | ⚠️ Exam Trap: Read the exact question — the correct fact and its look-alike options are easy to interchange. | 💎 PNC Pearl: A moving image shown when the system is idle → Screen savers display when the computer is inactive</w:t>
       </w:r>
     </w:p>
     <w:p>
@@ -6604,7 +6604,7 @@
     </w:p>
     <w:p>
       <w:r>
-        <w:t>Solution: ROM stores permanent instructions (e.g., BIOS) and is non-volatile.</w:t>
+        <w:t>Solution: ✅ Correct Answer: A. Read Only Memory | 🧠 Explanation: ROM stores permanent instructions (e.g., BIOS) and is non-volatile. | ❌ Why Not Others? | B — Random Output Memory: not the correct option here | C — Run On Memory: not the correct option here | D — Read Output Module: not the correct option here | ⚠️ Exam Trap: Read the exact question — the correct fact and its look-alike options are easy to interchange. | 💎 PNC Pearl: Read Only Memory → ROM stores permanent instructions (e.g., BIOS) and is non-volatile</w:t>
       </w:r>
     </w:p>
     <w:p>
@@ -6649,7 +6649,7 @@
     </w:p>
     <w:p>
       <w:r>
-        <w:t>Solution: 'ls' lists files and folders in the current directory.</w:t>
+        <w:t>Solution: ✅ Correct Answer: A. List directory contents | 🧠 Explanation: 'ls' lists files and folders in the current directory. | ❌ Why Not Others? | B — Delete files: del removes files from the command prompt. | C — Copy files: scp transfers files over SSH. | D — Print files: not the correct option here | ⚠️ Exam Trap: Read the exact question — the correct fact and its look-alike options are easy to interchange. | 💎 PNC Pearl: List directory contents → ls' lists files and folders in the current directory</w:t>
       </w:r>
     </w:p>
     <w:p>
@@ -6694,7 +6694,7 @@
     </w:p>
     <w:p>
       <w:r>
-        <w:t>Solution: XML is a markup language for structured, self-describing data.</w:t>
+        <w:t>Solution: ✅ Correct Answer: A. Storing and transporting structured data | 🧠 Explanation: XML is a markup language for structured, self-describing data. | ❌ Why Not Others? | B — Speeding up RAM: not the correct option here | C — Antivirus scans: not the correct option here | D — Screen resolution: Display settings control resolution, scaling, and refresh rate. | ⚠️ Exam Trap: Read the exact question — the correct fact and its look-alike options are easy to interchange. | 💎 PNC Pearl: Storing and transporting structured data → XML is a markup language for structured, self-describing data</w:t>
       </w:r>
     </w:p>
     <w:p>
@@ -6739,7 +6739,7 @@
     </w:p>
     <w:p>
       <w:r>
-        <w:t>Solution: Ctrl+W closes the active tab; Alt+F4 closes the window.</w:t>
+        <w:t>Solution: ✅ Correct Answer: A. The current tab/window | 🧠 Explanation: Ctrl+W closes the active tab; Alt+F4 closes the window. | ❌ Why Not Others? | B — The whole computer: not the correct option here | C — The file permanently: not the correct option here | D — The browser entirely: not the correct option here | ⚠️ Exam Trap: Read the exact question — the correct fact and its look-alike options are easy to interchange. | 💎 PNC Pearl: The current tab/window → Ctrl+W closes the active tab; Alt+F4 closes the window</w:t>
       </w:r>
     </w:p>
     <w:p>
